--- a/labs/lab02/report/simulation-modeling-lab02-report.docx
+++ b/labs/lab02/report/simulation-modeling-lab02-report.docx
@@ -177,6 +177,18 @@
       </w:pPr>
       <w:r>
         <w:t xml:space="preserve">Тестирование и контроль результатов</w:t>
+      </w:r>
+    </w:p>
+    <w:p>
+      <w:pPr>
+        <w:pStyle w:val="Compact"/>
+        <w:numPr>
+          <w:ilvl w:val="0"/>
+          <w:numId w:val="1001"/>
+        </w:numPr>
+      </w:pPr>
+      <w:r>
+        <w:t xml:space="preserve">Воспроизводимость</w:t>
       </w:r>
     </w:p>
     <w:p>
@@ -2769,6 +2781,51 @@
         <w:rPr>
           <w:rStyle w:val="KeywordTok"/>
         </w:rPr>
+        <w:t xml:space="preserve">module</w:t>
+      </w:r>
+      <w:r>
+        <w:rPr>
+          <w:rStyle w:val="NormalTok"/>
+        </w:rPr>
+        <w:t xml:space="preserve"> EpidemicEcology</w:t>
+      </w:r>
+      <w:r>
+        <w:br/>
+      </w:r>
+      <w:r>
+        <w:br/>
+      </w:r>
+      <w:r>
+        <w:rPr>
+          <w:rStyle w:val="KeywordTok"/>
+        </w:rPr>
+        <w:t xml:space="preserve">export</w:t>
+      </w:r>
+      <w:r>
+        <w:rPr>
+          <w:rStyle w:val="NormalTok"/>
+        </w:rPr>
+        <w:t xml:space="preserve"> sir!, lotka_volterra!, basic_reproduction_number,</w:t>
+      </w:r>
+      <w:r>
+        <w:br/>
+      </w:r>
+      <w:r>
+        <w:rPr>
+          <w:rStyle w:val="NormalTok"/>
+        </w:rPr>
+        <w:t xml:space="preserve">       effective_reproduction_number, lotka_equilibrium, lotka_invariant</w:t>
+      </w:r>
+      <w:r>
+        <w:br/>
+      </w:r>
+      <w:r>
+        <w:br/>
+      </w:r>
+      <w:r>
+        <w:rPr>
+          <w:rStyle w:val="KeywordTok"/>
+        </w:rPr>
         <w:t xml:space="preserve">function</w:t>
       </w:r>
       <w:r>
@@ -3136,6 +3193,120 @@
       </w:r>
       <w:r>
         <w:rPr>
+          <w:rStyle w:val="FunctionTok"/>
+        </w:rPr>
+        <w:t xml:space="preserve">basic_reproduction_number</w:t>
+      </w:r>
+      <w:r>
+        <w:rPr>
+          <w:rStyle w:val="NormalTok"/>
+        </w:rPr>
+        <w:t xml:space="preserve">(beta, contacts, gamma) </w:t>
+      </w:r>
+      <w:r>
+        <w:rPr>
+          <w:rStyle w:val="OperatorTok"/>
+        </w:rPr>
+        <w:t xml:space="preserve">=</w:t>
+      </w:r>
+      <w:r>
+        <w:br/>
+      </w:r>
+      <w:r>
+        <w:rPr>
+          <w:rStyle w:val="NormalTok"/>
+        </w:rPr>
+        <w:t xml:space="preserve">    beta </w:t>
+      </w:r>
+      <w:r>
+        <w:rPr>
+          <w:rStyle w:val="OperatorTok"/>
+        </w:rPr>
+        <w:t xml:space="preserve">*</w:t>
+      </w:r>
+      <w:r>
+        <w:rPr>
+          <w:rStyle w:val="NormalTok"/>
+        </w:rPr>
+        <w:t xml:space="preserve"> contacts </w:t>
+      </w:r>
+      <w:r>
+        <w:rPr>
+          <w:rStyle w:val="OperatorTok"/>
+        </w:rPr>
+        <w:t xml:space="preserve">/</w:t>
+      </w:r>
+      <w:r>
+        <w:rPr>
+          <w:rStyle w:val="NormalTok"/>
+        </w:rPr>
+        <w:t xml:space="preserve"> gamma</w:t>
+      </w:r>
+      <w:r>
+        <w:br/>
+      </w:r>
+      <w:r>
+        <w:br/>
+      </w:r>
+      <w:r>
+        <w:rPr>
+          <w:rStyle w:val="FunctionTok"/>
+        </w:rPr>
+        <w:t xml:space="preserve">effective_reproduction_number</w:t>
+      </w:r>
+      <w:r>
+        <w:rPr>
+          <w:rStyle w:val="NormalTok"/>
+        </w:rPr>
+        <w:t xml:space="preserve">(susceptible, population, reproduction_number) </w:t>
+      </w:r>
+      <w:r>
+        <w:rPr>
+          <w:rStyle w:val="OperatorTok"/>
+        </w:rPr>
+        <w:t xml:space="preserve">=</w:t>
+      </w:r>
+      <w:r>
+        <w:br/>
+      </w:r>
+      <w:r>
+        <w:rPr>
+          <w:rStyle w:val="NormalTok"/>
+        </w:rPr>
+        <w:t xml:space="preserve">    reproduction_number </w:t>
+      </w:r>
+      <w:r>
+        <w:rPr>
+          <w:rStyle w:val="OperatorTok"/>
+        </w:rPr>
+        <w:t xml:space="preserve">*</w:t>
+      </w:r>
+      <w:r>
+        <w:rPr>
+          <w:rStyle w:val="NormalTok"/>
+        </w:rPr>
+        <w:t xml:space="preserve"> susceptible </w:t>
+      </w:r>
+      <w:r>
+        <w:rPr>
+          <w:rStyle w:val="OperatorTok"/>
+        </w:rPr>
+        <w:t xml:space="preserve">/</w:t>
+      </w:r>
+      <w:r>
+        <w:rPr>
+          <w:rStyle w:val="NormalTok"/>
+        </w:rPr>
+        <w:t xml:space="preserve"> population</w:t>
+      </w:r>
+      <w:r>
+        <w:br/>
+      </w:r>
+      <w:r>
+        <w:br/>
+      </w:r>
+      <w:r>
+        <w:rPr>
           <w:rStyle w:val="KeywordTok"/>
         </w:rPr>
         <w:t xml:space="preserve">function</w:t>
@@ -3388,6 +3559,246 @@
           <w:rStyle w:val="ConstantTok"/>
         </w:rPr>
         <w:t xml:space="preserve">nothing</w:t>
+      </w:r>
+      <w:r>
+        <w:br/>
+      </w:r>
+      <w:r>
+        <w:rPr>
+          <w:rStyle w:val="KeywordTok"/>
+        </w:rPr>
+        <w:t xml:space="preserve">end</w:t>
+      </w:r>
+      <w:r>
+        <w:br/>
+      </w:r>
+      <w:r>
+        <w:br/>
+      </w:r>
+      <w:r>
+        <w:rPr>
+          <w:rStyle w:val="FunctionTok"/>
+        </w:rPr>
+        <w:t xml:space="preserve">lotka_equilibrium</w:t>
+      </w:r>
+      <w:r>
+        <w:rPr>
+          <w:rStyle w:val="NormalTok"/>
+        </w:rPr>
+        <w:t xml:space="preserve">(alpha, beta, delta, gamma) </w:t>
+      </w:r>
+      <w:r>
+        <w:rPr>
+          <w:rStyle w:val="OperatorTok"/>
+        </w:rPr>
+        <w:t xml:space="preserve">=</w:t>
+      </w:r>
+      <w:r>
+        <w:br/>
+      </w:r>
+      <w:r>
+        <w:rPr>
+          <w:rStyle w:val="NormalTok"/>
+        </w:rPr>
+        <w:t xml:space="preserve">    (gamma </w:t>
+      </w:r>
+      <w:r>
+        <w:rPr>
+          <w:rStyle w:val="OperatorTok"/>
+        </w:rPr>
+        <w:t xml:space="preserve">/</w:t>
+      </w:r>
+      <w:r>
+        <w:rPr>
+          <w:rStyle w:val="NormalTok"/>
+        </w:rPr>
+        <w:t xml:space="preserve"> delta, alpha </w:t>
+      </w:r>
+      <w:r>
+        <w:rPr>
+          <w:rStyle w:val="OperatorTok"/>
+        </w:rPr>
+        <w:t xml:space="preserve">/</w:t>
+      </w:r>
+      <w:r>
+        <w:rPr>
+          <w:rStyle w:val="NormalTok"/>
+        </w:rPr>
+        <w:t xml:space="preserve"> beta)</w:t>
+      </w:r>
+      <w:r>
+        <w:br/>
+      </w:r>
+      <w:r>
+        <w:br/>
+      </w:r>
+      <w:r>
+        <w:rPr>
+          <w:rStyle w:val="KeywordTok"/>
+        </w:rPr>
+        <w:t xml:space="preserve">function</w:t>
+      </w:r>
+      <w:r>
+        <w:rPr>
+          <w:rStyle w:val="NormalTok"/>
+        </w:rPr>
+        <w:t xml:space="preserve"> </w:t>
+      </w:r>
+      <w:r>
+        <w:rPr>
+          <w:rStyle w:val="FunctionTok"/>
+        </w:rPr>
+        <w:t xml:space="preserve">lotka_invariant</w:t>
+      </w:r>
+      <w:r>
+        <w:rPr>
+          <w:rStyle w:val="NormalTok"/>
+        </w:rPr>
+        <w:t xml:space="preserve">(prey, predator, alpha, beta, delta, gamma)</w:t>
+      </w:r>
+      <w:r>
+        <w:br/>
+      </w:r>
+      <w:r>
+        <w:rPr>
+          <w:rStyle w:val="NormalTok"/>
+        </w:rPr>
+        <w:t xml:space="preserve">    </w:t>
+      </w:r>
+      <w:r>
+        <w:rPr>
+          <w:rStyle w:val="ControlFlowTok"/>
+        </w:rPr>
+        <w:t xml:space="preserve">return</w:t>
+      </w:r>
+      <w:r>
+        <w:rPr>
+          <w:rStyle w:val="NormalTok"/>
+        </w:rPr>
+        <w:t xml:space="preserve"> delta </w:t>
+      </w:r>
+      <w:r>
+        <w:rPr>
+          <w:rStyle w:val="OperatorTok"/>
+        </w:rPr>
+        <w:t xml:space="preserve">*</w:t>
+      </w:r>
+      <w:r>
+        <w:rPr>
+          <w:rStyle w:val="NormalTok"/>
+        </w:rPr>
+        <w:t xml:space="preserve"> prey </w:t>
+      </w:r>
+      <w:r>
+        <w:rPr>
+          <w:rStyle w:val="OperatorTok"/>
+        </w:rPr>
+        <w:t xml:space="preserve">-</w:t>
+      </w:r>
+      <w:r>
+        <w:rPr>
+          <w:rStyle w:val="NormalTok"/>
+        </w:rPr>
+        <w:t xml:space="preserve"> gamma </w:t>
+      </w:r>
+      <w:r>
+        <w:rPr>
+          <w:rStyle w:val="OperatorTok"/>
+        </w:rPr>
+        <w:t xml:space="preserve">*</w:t>
+      </w:r>
+      <w:r>
+        <w:rPr>
+          <w:rStyle w:val="NormalTok"/>
+        </w:rPr>
+        <w:t xml:space="preserve"> </w:t>
+      </w:r>
+      <w:r>
+        <w:rPr>
+          <w:rStyle w:val="FunctionTok"/>
+        </w:rPr>
+        <w:t xml:space="preserve">log</w:t>
+      </w:r>
+      <w:r>
+        <w:rPr>
+          <w:rStyle w:val="NormalTok"/>
+        </w:rPr>
+        <w:t xml:space="preserve">(prey) </w:t>
+      </w:r>
+      <w:r>
+        <w:rPr>
+          <w:rStyle w:val="OperatorTok"/>
+        </w:rPr>
+        <w:t xml:space="preserve">+</w:t>
+      </w:r>
+      <w:r>
+        <w:br/>
+      </w:r>
+      <w:r>
+        <w:rPr>
+          <w:rStyle w:val="NormalTok"/>
+        </w:rPr>
+        <w:t xml:space="preserve">           beta </w:t>
+      </w:r>
+      <w:r>
+        <w:rPr>
+          <w:rStyle w:val="OperatorTok"/>
+        </w:rPr>
+        <w:t xml:space="preserve">*</w:t>
+      </w:r>
+      <w:r>
+        <w:rPr>
+          <w:rStyle w:val="NormalTok"/>
+        </w:rPr>
+        <w:t xml:space="preserve"> predator </w:t>
+      </w:r>
+      <w:r>
+        <w:rPr>
+          <w:rStyle w:val="OperatorTok"/>
+        </w:rPr>
+        <w:t xml:space="preserve">-</w:t>
+      </w:r>
+      <w:r>
+        <w:rPr>
+          <w:rStyle w:val="NormalTok"/>
+        </w:rPr>
+        <w:t xml:space="preserve"> alpha </w:t>
+      </w:r>
+      <w:r>
+        <w:rPr>
+          <w:rStyle w:val="OperatorTok"/>
+        </w:rPr>
+        <w:t xml:space="preserve">*</w:t>
+      </w:r>
+      <w:r>
+        <w:rPr>
+          <w:rStyle w:val="NormalTok"/>
+        </w:rPr>
+        <w:t xml:space="preserve"> </w:t>
+      </w:r>
+      <w:r>
+        <w:rPr>
+          <w:rStyle w:val="FunctionTok"/>
+        </w:rPr>
+        <w:t xml:space="preserve">log</w:t>
+      </w:r>
+      <w:r>
+        <w:rPr>
+          <w:rStyle w:val="NormalTok"/>
+        </w:rPr>
+        <w:t xml:space="preserve">(predator)</w:t>
+      </w:r>
+      <w:r>
+        <w:br/>
+      </w:r>
+      <w:r>
+        <w:rPr>
+          <w:rStyle w:val="KeywordTok"/>
+        </w:rPr>
+        <w:t xml:space="preserve">end</w:t>
+      </w:r>
+      <w:r>
+        <w:br/>
       </w:r>
       <w:r>
         <w:br/>
@@ -3404,7 +3815,7 @@
         <w:pStyle w:val="FirstParagraph"/>
       </w:pPr>
       <w:r>
-        <w:t xml:space="preserve">Листинг 1 — Правые части систем из</w:t>
+        <w:t xml:space="preserve">Листинг 1 — Полный модуль моделей</w:t>
       </w:r>
       <w:r>
         <w:t xml:space="preserve"> </w:t>
@@ -4550,13 +4961,511 @@
         </w:rPr>
         <w:t xml:space="preserve">)</w:t>
       </w:r>
+      <w:r>
+        <w:br/>
+      </w:r>
+      <w:r>
+        <w:rPr>
+          <w:rStyle w:val="NormalTok"/>
+        </w:rPr>
+        <w:t xml:space="preserve">trajectory.population </w:t>
+      </w:r>
+      <w:r>
+        <w:rPr>
+          <w:rStyle w:val="OperatorTok"/>
+        </w:rPr>
+        <w:t xml:space="preserve">=</w:t>
+      </w:r>
+      <w:r>
+        <w:rPr>
+          <w:rStyle w:val="NormalTok"/>
+        </w:rPr>
+        <w:t xml:space="preserve"> trajectory.susceptible </w:t>
+      </w:r>
+      <w:r>
+        <w:rPr>
+          <w:rStyle w:val="OperatorTok"/>
+        </w:rPr>
+        <w:t xml:space="preserve">.+</w:t>
+      </w:r>
+      <w:r>
+        <w:br/>
+      </w:r>
+      <w:r>
+        <w:rPr>
+          <w:rStyle w:val="NormalTok"/>
+        </w:rPr>
+        <w:t xml:space="preserve">    trajectory.infected </w:t>
+      </w:r>
+      <w:r>
+        <w:rPr>
+          <w:rStyle w:val="OperatorTok"/>
+        </w:rPr>
+        <w:t xml:space="preserve">.+</w:t>
+      </w:r>
+      <w:r>
+        <w:rPr>
+          <w:rStyle w:val="NormalTok"/>
+        </w:rPr>
+        <w:t xml:space="preserve"> trajectory.recovered</w:t>
+      </w:r>
+      <w:r>
+        <w:br/>
+      </w:r>
+      <w:r>
+        <w:br/>
+      </w:r>
+      <w:r>
+        <w:rPr>
+          <w:rStyle w:val="NormalTok"/>
+        </w:rPr>
+        <w:t xml:space="preserve">reproduction_number </w:t>
+      </w:r>
+      <w:r>
+        <w:rPr>
+          <w:rStyle w:val="OperatorTok"/>
+        </w:rPr>
+        <w:t xml:space="preserve">=</w:t>
+      </w:r>
+      <w:r>
+        <w:rPr>
+          <w:rStyle w:val="NormalTok"/>
+        </w:rPr>
+        <w:t xml:space="preserve"> </w:t>
+      </w:r>
+      <w:r>
+        <w:rPr>
+          <w:rStyle w:val="FunctionTok"/>
+        </w:rPr>
+        <w:t xml:space="preserve">basic_reproduction_number</w:t>
+      </w:r>
+      <w:r>
+        <w:rPr>
+          <w:rStyle w:val="NormalTok"/>
+        </w:rPr>
+        <w:t xml:space="preserve">(</w:t>
+      </w:r>
+      <w:r>
+        <w:br/>
+      </w:r>
+      <w:r>
+        <w:rPr>
+          <w:rStyle w:val="NormalTok"/>
+        </w:rPr>
+        <w:t xml:space="preserve">    p.beta, p.contacts, p.gamma</w:t>
+      </w:r>
+      <w:r>
+        <w:br/>
+      </w:r>
+      <w:r>
+        <w:rPr>
+          <w:rStyle w:val="NormalTok"/>
+        </w:rPr>
+        <w:t xml:space="preserve">)</w:t>
+      </w:r>
+      <w:r>
+        <w:br/>
+      </w:r>
+      <w:r>
+        <w:rPr>
+          <w:rStyle w:val="NormalTok"/>
+        </w:rPr>
+        <w:t xml:space="preserve">trajectory.effective_reproduction </w:t>
+      </w:r>
+      <w:r>
+        <w:rPr>
+          <w:rStyle w:val="OperatorTok"/>
+        </w:rPr>
+        <w:t xml:space="preserve">=</w:t>
+      </w:r>
+      <w:r>
+        <w:rPr>
+          <w:rStyle w:val="NormalTok"/>
+        </w:rPr>
+        <w:t xml:space="preserve"> </w:t>
+      </w:r>
+      <w:r>
+        <w:rPr>
+          <w:rStyle w:val="FunctionTok"/>
+        </w:rPr>
+        <w:t xml:space="preserve">effective_reproduction_number</w:t>
+      </w:r>
+      <w:r>
+        <w:rPr>
+          <w:rStyle w:val="NormalTok"/>
+        </w:rPr>
+        <w:t xml:space="preserve">.(</w:t>
+      </w:r>
+      <w:r>
+        <w:br/>
+      </w:r>
+      <w:r>
+        <w:rPr>
+          <w:rStyle w:val="NormalTok"/>
+        </w:rPr>
+        <w:t xml:space="preserve">    trajectory.susceptible,</w:t>
+      </w:r>
+      <w:r>
+        <w:br/>
+      </w:r>
+      <w:r>
+        <w:rPr>
+          <w:rStyle w:val="NormalTok"/>
+        </w:rPr>
+        <w:t xml:space="preserve">    trajectory.population,</w:t>
+      </w:r>
+      <w:r>
+        <w:br/>
+      </w:r>
+      <w:r>
+        <w:rPr>
+          <w:rStyle w:val="NormalTok"/>
+        </w:rPr>
+        <w:t xml:space="preserve">    reproduction_number,</w:t>
+      </w:r>
+      <w:r>
+        <w:br/>
+      </w:r>
+      <w:r>
+        <w:rPr>
+          <w:rStyle w:val="NormalTok"/>
+        </w:rPr>
+        <w:t xml:space="preserve">)</w:t>
+      </w:r>
+      <w:r>
+        <w:br/>
+      </w:r>
+      <w:r>
+        <w:br/>
+      </w:r>
+      <w:r>
+        <w:rPr>
+          <w:rStyle w:val="NormalTok"/>
+        </w:rPr>
+        <w:t xml:space="preserve">peak_index </w:t>
+      </w:r>
+      <w:r>
+        <w:rPr>
+          <w:rStyle w:val="OperatorTok"/>
+        </w:rPr>
+        <w:t xml:space="preserve">=</w:t>
+      </w:r>
+      <w:r>
+        <w:rPr>
+          <w:rStyle w:val="NormalTok"/>
+        </w:rPr>
+        <w:t xml:space="preserve"> </w:t>
+      </w:r>
+      <w:r>
+        <w:rPr>
+          <w:rStyle w:val="FunctionTok"/>
+        </w:rPr>
+        <w:t xml:space="preserve">argmax</w:t>
+      </w:r>
+      <w:r>
+        <w:rPr>
+          <w:rStyle w:val="NormalTok"/>
+        </w:rPr>
+        <w:t xml:space="preserve">(trajectory.infected)</w:t>
+      </w:r>
+      <w:r>
+        <w:br/>
+      </w:r>
+      <w:r>
+        <w:rPr>
+          <w:rStyle w:val="NormalTok"/>
+        </w:rPr>
+        <w:t xml:space="preserve">peak_time </w:t>
+      </w:r>
+      <w:r>
+        <w:rPr>
+          <w:rStyle w:val="OperatorTok"/>
+        </w:rPr>
+        <w:t xml:space="preserve">=</w:t>
+      </w:r>
+      <w:r>
+        <w:rPr>
+          <w:rStyle w:val="NormalTok"/>
+        </w:rPr>
+        <w:t xml:space="preserve"> trajectory.time[peak_index]</w:t>
+      </w:r>
+      <w:r>
+        <w:br/>
+      </w:r>
+      <w:r>
+        <w:rPr>
+          <w:rStyle w:val="NormalTok"/>
+        </w:rPr>
+        <w:t xml:space="preserve">peak_infected </w:t>
+      </w:r>
+      <w:r>
+        <w:rPr>
+          <w:rStyle w:val="OperatorTok"/>
+        </w:rPr>
+        <w:t xml:space="preserve">=</w:t>
+      </w:r>
+      <w:r>
+        <w:rPr>
+          <w:rStyle w:val="NormalTok"/>
+        </w:rPr>
+        <w:t xml:space="preserve"> trajectory.infected[peak_index]</w:t>
+      </w:r>
+      <w:r>
+        <w:br/>
+      </w:r>
+      <w:r>
+        <w:rPr>
+          <w:rStyle w:val="NormalTok"/>
+        </w:rPr>
+        <w:t xml:space="preserve">cross_index </w:t>
+      </w:r>
+      <w:r>
+        <w:rPr>
+          <w:rStyle w:val="OperatorTok"/>
+        </w:rPr>
+        <w:t xml:space="preserve">=</w:t>
+      </w:r>
+      <w:r>
+        <w:rPr>
+          <w:rStyle w:val="NormalTok"/>
+        </w:rPr>
+        <w:t xml:space="preserve"> </w:t>
+      </w:r>
+      <w:r>
+        <w:rPr>
+          <w:rStyle w:val="FunctionTok"/>
+        </w:rPr>
+        <w:t xml:space="preserve">findfirst</w:t>
+      </w:r>
+      <w:r>
+        <w:rPr>
+          <w:rStyle w:val="NormalTok"/>
+        </w:rPr>
+        <w:t xml:space="preserve">(</w:t>
+      </w:r>
+      <w:r>
+        <w:rPr>
+          <w:rStyle w:val="FunctionTok"/>
+        </w:rPr>
+        <w:t xml:space="preserve">&lt;</w:t>
+      </w:r>
+      <w:r>
+        <w:rPr>
+          <w:rStyle w:val="NormalTok"/>
+        </w:rPr>
+        <w:t xml:space="preserve">(</w:t>
+      </w:r>
+      <w:r>
+        <w:rPr>
+          <w:rStyle w:val="FloatTok"/>
+        </w:rPr>
+        <w:t xml:space="preserve">1.0</w:t>
+      </w:r>
+      <w:r>
+        <w:rPr>
+          <w:rStyle w:val="NormalTok"/>
+        </w:rPr>
+        <w:t xml:space="preserve">), trajectory.effective_reproduction)</w:t>
+      </w:r>
+      <w:r>
+        <w:br/>
+      </w:r>
+      <w:r>
+        <w:rPr>
+          <w:rStyle w:val="NormalTok"/>
+        </w:rPr>
+        <w:t xml:space="preserve">threshold_time </w:t>
+      </w:r>
+      <w:r>
+        <w:rPr>
+          <w:rStyle w:val="OperatorTok"/>
+        </w:rPr>
+        <w:t xml:space="preserve">=</w:t>
+      </w:r>
+      <w:r>
+        <w:rPr>
+          <w:rStyle w:val="NormalTok"/>
+        </w:rPr>
+        <w:t xml:space="preserve"> </w:t>
+      </w:r>
+      <w:r>
+        <w:rPr>
+          <w:rStyle w:val="FunctionTok"/>
+        </w:rPr>
+        <w:t xml:space="preserve">isnothing</w:t>
+      </w:r>
+      <w:r>
+        <w:rPr>
+          <w:rStyle w:val="NormalTok"/>
+        </w:rPr>
+        <w:t xml:space="preserve">(cross_index) ? </w:t>
+      </w:r>
+      <w:r>
+        <w:rPr>
+          <w:rStyle w:val="ConstantTok"/>
+        </w:rPr>
+        <w:t xml:space="preserve">NaN</w:t>
+      </w:r>
+      <w:r>
+        <w:rPr>
+          <w:rStyle w:val="NormalTok"/>
+        </w:rPr>
+        <w:t xml:space="preserve"> </w:t>
+      </w:r>
+      <w:r>
+        <w:rPr>
+          <w:rStyle w:val="OperatorTok"/>
+        </w:rPr>
+        <w:t xml:space="preserve">:</w:t>
+      </w:r>
+      <w:r>
+        <w:rPr>
+          <w:rStyle w:val="NormalTok"/>
+        </w:rPr>
+        <w:t xml:space="preserve"> trajectory.time[cross_index]</w:t>
+      </w:r>
+      <w:r>
+        <w:br/>
+      </w:r>
+      <w:r>
+        <w:rPr>
+          <w:rStyle w:val="NormalTok"/>
+        </w:rPr>
+        <w:t xml:space="preserve">population_drift </w:t>
+      </w:r>
+      <w:r>
+        <w:rPr>
+          <w:rStyle w:val="OperatorTok"/>
+        </w:rPr>
+        <w:t xml:space="preserve">=</w:t>
+      </w:r>
+      <w:r>
+        <w:rPr>
+          <w:rStyle w:val="NormalTok"/>
+        </w:rPr>
+        <w:t xml:space="preserve"> </w:t>
+      </w:r>
+      <w:r>
+        <w:rPr>
+          <w:rStyle w:val="FunctionTok"/>
+        </w:rPr>
+        <w:t xml:space="preserve">maximum</w:t>
+      </w:r>
+      <w:r>
+        <w:rPr>
+          <w:rStyle w:val="NormalTok"/>
+        </w:rPr>
+        <w:t xml:space="preserve">(</w:t>
+      </w:r>
+      <w:r>
+        <w:br/>
+      </w:r>
+      <w:r>
+        <w:rPr>
+          <w:rStyle w:val="NormalTok"/>
+        </w:rPr>
+        <w:t xml:space="preserve">    </w:t>
+      </w:r>
+      <w:r>
+        <w:rPr>
+          <w:rStyle w:val="FunctionTok"/>
+        </w:rPr>
+        <w:t xml:space="preserve">abs</w:t>
+      </w:r>
+      <w:r>
+        <w:rPr>
+          <w:rStyle w:val="NormalTok"/>
+        </w:rPr>
+        <w:t xml:space="preserve">.(trajectory.population </w:t>
+      </w:r>
+      <w:r>
+        <w:rPr>
+          <w:rStyle w:val="OperatorTok"/>
+        </w:rPr>
+        <w:t xml:space="preserve">.-</w:t>
+      </w:r>
+      <w:r>
+        <w:rPr>
+          <w:rStyle w:val="NormalTok"/>
+        </w:rPr>
+        <w:t xml:space="preserve"> </w:t>
+      </w:r>
+      <w:r>
+        <w:rPr>
+          <w:rStyle w:val="FunctionTok"/>
+        </w:rPr>
+        <w:t xml:space="preserve">first</w:t>
+      </w:r>
+      <w:r>
+        <w:rPr>
+          <w:rStyle w:val="NormalTok"/>
+        </w:rPr>
+        <w:t xml:space="preserve">(trajectory.population))</w:t>
+      </w:r>
+      <w:r>
+        <w:br/>
+      </w:r>
+      <w:r>
+        <w:rPr>
+          <w:rStyle w:val="NormalTok"/>
+        </w:rPr>
+        <w:t xml:space="preserve">)</w:t>
+      </w:r>
+      <w:r>
+        <w:br/>
+      </w:r>
+      <w:r>
+        <w:br/>
+      </w:r>
+      <w:r>
+        <w:rPr>
+          <w:rStyle w:val="NormalTok"/>
+        </w:rPr>
+        <w:t xml:space="preserve">CSV.</w:t>
+      </w:r>
+      <w:r>
+        <w:rPr>
+          <w:rStyle w:val="FunctionTok"/>
+        </w:rPr>
+        <w:t xml:space="preserve">write</w:t>
+      </w:r>
+      <w:r>
+        <w:rPr>
+          <w:rStyle w:val="NormalTok"/>
+        </w:rPr>
+        <w:t xml:space="preserve">(</w:t>
+      </w:r>
+      <w:r>
+        <w:rPr>
+          <w:rStyle w:val="FunctionTok"/>
+        </w:rPr>
+        <w:t xml:space="preserve">datadir</w:t>
+      </w:r>
+      <w:r>
+        <w:rPr>
+          <w:rStyle w:val="NormalTok"/>
+        </w:rPr>
+        <w:t xml:space="preserve">(script_name, </w:t>
+      </w:r>
+      <w:r>
+        <w:rPr>
+          <w:rStyle w:val="StringTok"/>
+        </w:rPr>
+        <w:t xml:space="preserve">"trajectory.csv"</w:t>
+      </w:r>
+      <w:r>
+        <w:rPr>
+          <w:rStyle w:val="NormalTok"/>
+        </w:rPr>
+        <w:t xml:space="preserve">), trajectory)</w:t>
+      </w:r>
     </w:p>
     <w:p>
       <w:pPr>
         <w:pStyle w:val="FirstParagraph"/>
       </w:pPr>
       <w:r>
-        <w:t xml:space="preserve">Листинг 2 — Постановка и решение базовой задачи в</w:t>
+        <w:t xml:space="preserve">Листинг 2 — Базовый расчёт и диагностика SIR в</w:t>
       </w:r>
       <w:r>
         <w:t xml:space="preserve"> </w:t>
@@ -6403,6 +7312,815 @@
         <w:t xml:space="preserve">единицы. При увеличении числа контактов пик становится выше и возникает раньше.</w:t>
       </w:r>
     </w:p>
+    <w:p>
+      <w:pPr>
+        <w:pStyle w:val="BodyText"/>
+      </w:pPr>
+      <w:r>
+        <w:t xml:space="preserve">Параметрический эксперимент выполняется циклом по пяти значениям</w:t>
+      </w:r>
+      <w:r>
+        <w:t xml:space="preserve"> </w:t>
+      </w:r>
+      <m:oMath>
+        <m:r>
+          <m:t>c</m:t>
+        </m:r>
+      </m:oMath>
+      <w:r>
+        <w:t xml:space="preserve">. Для</w:t>
+      </w:r>
+      <w:r>
+        <w:t xml:space="preserve"> </w:t>
+      </w:r>
+      <w:r>
+        <w:t xml:space="preserve">каждого случая используется исходная задача</w:t>
+      </w:r>
+      <w:r>
+        <w:t xml:space="preserve"> </w:t>
+      </w:r>
+      <w:r>
+        <w:rPr>
+          <w:rStyle w:val="VerbatimChar"/>
+        </w:rPr>
+        <w:t xml:space="preserve">problem</w:t>
+      </w:r>
+      <w:r>
+        <w:t xml:space="preserve">, в которой заменяется</w:t>
+      </w:r>
+      <w:r>
+        <w:t xml:space="preserve"> </w:t>
+      </w:r>
+      <w:r>
+        <w:t xml:space="preserve">только кортеж параметров; это исключает расхождение настроек решателя между</w:t>
+      </w:r>
+      <w:r>
+        <w:t xml:space="preserve"> </w:t>
+      </w:r>
+      <w:r>
+        <w:t xml:space="preserve">вариантами.</w:t>
+      </w:r>
+    </w:p>
+    <w:p>
+      <w:pPr>
+        <w:pStyle w:val="SourceCode"/>
+      </w:pPr>
+      <w:r>
+        <w:rPr>
+          <w:rStyle w:val="NormalTok"/>
+        </w:rPr>
+        <w:t xml:space="preserve">contact_values </w:t>
+      </w:r>
+      <w:r>
+        <w:rPr>
+          <w:rStyle w:val="OperatorTok"/>
+        </w:rPr>
+        <w:t xml:space="preserve">=</w:t>
+      </w:r>
+      <w:r>
+        <w:rPr>
+          <w:rStyle w:val="NormalTok"/>
+        </w:rPr>
+        <w:t xml:space="preserve"> [</w:t>
+      </w:r>
+      <w:r>
+        <w:rPr>
+          <w:rStyle w:val="FloatTok"/>
+        </w:rPr>
+        <w:t xml:space="preserve">3.0</w:t>
+      </w:r>
+      <w:r>
+        <w:rPr>
+          <w:rStyle w:val="NormalTok"/>
+        </w:rPr>
+        <w:t xml:space="preserve">, </w:t>
+      </w:r>
+      <w:r>
+        <w:rPr>
+          <w:rStyle w:val="FloatTok"/>
+        </w:rPr>
+        <w:t xml:space="preserve">5.0</w:t>
+      </w:r>
+      <w:r>
+        <w:rPr>
+          <w:rStyle w:val="NormalTok"/>
+        </w:rPr>
+        <w:t xml:space="preserve">, </w:t>
+      </w:r>
+      <w:r>
+        <w:rPr>
+          <w:rStyle w:val="FloatTok"/>
+        </w:rPr>
+        <w:t xml:space="preserve">7.5</w:t>
+      </w:r>
+      <w:r>
+        <w:rPr>
+          <w:rStyle w:val="NormalTok"/>
+        </w:rPr>
+        <w:t xml:space="preserve">, </w:t>
+      </w:r>
+      <w:r>
+        <w:rPr>
+          <w:rStyle w:val="FloatTok"/>
+        </w:rPr>
+        <w:t xml:space="preserve">10.0</w:t>
+      </w:r>
+      <w:r>
+        <w:rPr>
+          <w:rStyle w:val="NormalTok"/>
+        </w:rPr>
+        <w:t xml:space="preserve">, </w:t>
+      </w:r>
+      <w:r>
+        <w:rPr>
+          <w:rStyle w:val="FloatTok"/>
+        </w:rPr>
+        <w:t xml:space="preserve">15.0</w:t>
+      </w:r>
+      <w:r>
+        <w:rPr>
+          <w:rStyle w:val="NormalTok"/>
+        </w:rPr>
+        <w:t xml:space="preserve">]</w:t>
+      </w:r>
+      <w:r>
+        <w:br/>
+      </w:r>
+      <w:r>
+        <w:rPr>
+          <w:rStyle w:val="NormalTok"/>
+        </w:rPr>
+        <w:t xml:space="preserve">summary_rows </w:t>
+      </w:r>
+      <w:r>
+        <w:rPr>
+          <w:rStyle w:val="OperatorTok"/>
+        </w:rPr>
+        <w:t xml:space="preserve">=</w:t>
+      </w:r>
+      <w:r>
+        <w:rPr>
+          <w:rStyle w:val="NormalTok"/>
+        </w:rPr>
+        <w:t xml:space="preserve"> </w:t>
+      </w:r>
+      <w:r>
+        <w:rPr>
+          <w:rStyle w:val="DataTypeTok"/>
+        </w:rPr>
+        <w:t xml:space="preserve">NamedTuple</w:t>
+      </w:r>
+      <w:r>
+        <w:rPr>
+          <w:rStyle w:val="NormalTok"/>
+        </w:rPr>
+        <w:t xml:space="preserve">[]</w:t>
+      </w:r>
+      <w:r>
+        <w:br/>
+      </w:r>
+      <w:r>
+        <w:br/>
+      </w:r>
+      <w:r>
+        <w:rPr>
+          <w:rStyle w:val="ControlFlowTok"/>
+        </w:rPr>
+        <w:t xml:space="preserve">for</w:t>
+      </w:r>
+      <w:r>
+        <w:rPr>
+          <w:rStyle w:val="NormalTok"/>
+        </w:rPr>
+        <w:t xml:space="preserve"> contacts </w:t>
+      </w:r>
+      <w:r>
+        <w:rPr>
+          <w:rStyle w:val="KeywordTok"/>
+        </w:rPr>
+        <w:t xml:space="preserve">in</w:t>
+      </w:r>
+      <w:r>
+        <w:rPr>
+          <w:rStyle w:val="NormalTok"/>
+        </w:rPr>
+        <w:t xml:space="preserve"> contact_values</w:t>
+      </w:r>
+      <w:r>
+        <w:br/>
+      </w:r>
+      <w:r>
+        <w:rPr>
+          <w:rStyle w:val="NormalTok"/>
+        </w:rPr>
+        <w:t xml:space="preserve">    local_parameters </w:t>
+      </w:r>
+      <w:r>
+        <w:rPr>
+          <w:rStyle w:val="OperatorTok"/>
+        </w:rPr>
+        <w:t xml:space="preserve">=</w:t>
+      </w:r>
+      <w:r>
+        <w:rPr>
+          <w:rStyle w:val="NormalTok"/>
+        </w:rPr>
+        <w:t xml:space="preserve"> (p.beta, contacts, p.gamma)</w:t>
+      </w:r>
+      <w:r>
+        <w:br/>
+      </w:r>
+      <w:r>
+        <w:rPr>
+          <w:rStyle w:val="NormalTok"/>
+        </w:rPr>
+        <w:t xml:space="preserve">    local_problem </w:t>
+      </w:r>
+      <w:r>
+        <w:rPr>
+          <w:rStyle w:val="OperatorTok"/>
+        </w:rPr>
+        <w:t xml:space="preserve">=</w:t>
+      </w:r>
+      <w:r>
+        <w:rPr>
+          <w:rStyle w:val="NormalTok"/>
+        </w:rPr>
+        <w:t xml:space="preserve"> </w:t>
+      </w:r>
+      <w:r>
+        <w:rPr>
+          <w:rStyle w:val="FunctionTok"/>
+        </w:rPr>
+        <w:t xml:space="preserve">remake</w:t>
+      </w:r>
+      <w:r>
+        <w:rPr>
+          <w:rStyle w:val="NormalTok"/>
+        </w:rPr>
+        <w:t xml:space="preserve">(problem; p</w:t>
+      </w:r>
+      <w:r>
+        <w:rPr>
+          <w:rStyle w:val="OperatorTok"/>
+        </w:rPr>
+        <w:t xml:space="preserve">=</w:t>
+      </w:r>
+      <w:r>
+        <w:rPr>
+          <w:rStyle w:val="NormalTok"/>
+        </w:rPr>
+        <w:t xml:space="preserve">local_parameters)</w:t>
+      </w:r>
+      <w:r>
+        <w:br/>
+      </w:r>
+      <w:r>
+        <w:rPr>
+          <w:rStyle w:val="NormalTok"/>
+        </w:rPr>
+        <w:t xml:space="preserve">    local_solution </w:t>
+      </w:r>
+      <w:r>
+        <w:rPr>
+          <w:rStyle w:val="OperatorTok"/>
+        </w:rPr>
+        <w:t xml:space="preserve">=</w:t>
+      </w:r>
+      <w:r>
+        <w:rPr>
+          <w:rStyle w:val="NormalTok"/>
+        </w:rPr>
+        <w:t xml:space="preserve"> </w:t>
+      </w:r>
+      <w:r>
+        <w:rPr>
+          <w:rStyle w:val="FunctionTok"/>
+        </w:rPr>
+        <w:t xml:space="preserve">solve</w:t>
+      </w:r>
+      <w:r>
+        <w:rPr>
+          <w:rStyle w:val="NormalTok"/>
+        </w:rPr>
+        <w:t xml:space="preserve">(</w:t>
+      </w:r>
+      <w:r>
+        <w:br/>
+      </w:r>
+      <w:r>
+        <w:rPr>
+          <w:rStyle w:val="NormalTok"/>
+        </w:rPr>
+        <w:t xml:space="preserve">        local_problem,</w:t>
+      </w:r>
+      <w:r>
+        <w:br/>
+      </w:r>
+      <w:r>
+        <w:rPr>
+          <w:rStyle w:val="NormalTok"/>
+        </w:rPr>
+        <w:t xml:space="preserve">        </w:t>
+      </w:r>
+      <w:r>
+        <w:rPr>
+          <w:rStyle w:val="FunctionTok"/>
+        </w:rPr>
+        <w:t xml:space="preserve">Tsit5</w:t>
+      </w:r>
+      <w:r>
+        <w:rPr>
+          <w:rStyle w:val="NormalTok"/>
+        </w:rPr>
+        <w:t xml:space="preserve">();</w:t>
+      </w:r>
+      <w:r>
+        <w:br/>
+      </w:r>
+      <w:r>
+        <w:rPr>
+          <w:rStyle w:val="NormalTok"/>
+        </w:rPr>
+        <w:t xml:space="preserve">        saveat</w:t>
+      </w:r>
+      <w:r>
+        <w:rPr>
+          <w:rStyle w:val="OperatorTok"/>
+        </w:rPr>
+        <w:t xml:space="preserve">=</w:t>
+      </w:r>
+      <w:r>
+        <w:rPr>
+          <w:rStyle w:val="NormalTok"/>
+        </w:rPr>
+        <w:t xml:space="preserve">saveat,</w:t>
+      </w:r>
+      <w:r>
+        <w:br/>
+      </w:r>
+      <w:r>
+        <w:rPr>
+          <w:rStyle w:val="NormalTok"/>
+        </w:rPr>
+        <w:t xml:space="preserve">        reltol</w:t>
+      </w:r>
+      <w:r>
+        <w:rPr>
+          <w:rStyle w:val="OperatorTok"/>
+        </w:rPr>
+        <w:t xml:space="preserve">=</w:t>
+      </w:r>
+      <w:r>
+        <w:rPr>
+          <w:rStyle w:val="FloatTok"/>
+        </w:rPr>
+        <w:t xml:space="preserve">1e-9</w:t>
+      </w:r>
+      <w:r>
+        <w:rPr>
+          <w:rStyle w:val="NormalTok"/>
+        </w:rPr>
+        <w:t xml:space="preserve">,</w:t>
+      </w:r>
+      <w:r>
+        <w:br/>
+      </w:r>
+      <w:r>
+        <w:rPr>
+          <w:rStyle w:val="NormalTok"/>
+        </w:rPr>
+        <w:t xml:space="preserve">        abstol</w:t>
+      </w:r>
+      <w:r>
+        <w:rPr>
+          <w:rStyle w:val="OperatorTok"/>
+        </w:rPr>
+        <w:t xml:space="preserve">=</w:t>
+      </w:r>
+      <w:r>
+        <w:rPr>
+          <w:rStyle w:val="FloatTok"/>
+        </w:rPr>
+        <w:t xml:space="preserve">1e-11</w:t>
+      </w:r>
+      <w:r>
+        <w:rPr>
+          <w:rStyle w:val="NormalTok"/>
+        </w:rPr>
+        <w:t xml:space="preserve">,</w:t>
+      </w:r>
+      <w:r>
+        <w:br/>
+      </w:r>
+      <w:r>
+        <w:rPr>
+          <w:rStyle w:val="NormalTok"/>
+        </w:rPr>
+        <w:t xml:space="preserve">    )</w:t>
+      </w:r>
+      <w:r>
+        <w:br/>
+      </w:r>
+      <w:r>
+        <w:rPr>
+          <w:rStyle w:val="NormalTok"/>
+        </w:rPr>
+        <w:t xml:space="preserve">    local_infected </w:t>
+      </w:r>
+      <w:r>
+        <w:rPr>
+          <w:rStyle w:val="OperatorTok"/>
+        </w:rPr>
+        <w:t xml:space="preserve">=</w:t>
+      </w:r>
+      <w:r>
+        <w:rPr>
+          <w:rStyle w:val="NormalTok"/>
+        </w:rPr>
+        <w:t xml:space="preserve"> </w:t>
+      </w:r>
+      <w:r>
+        <w:rPr>
+          <w:rStyle w:val="FunctionTok"/>
+        </w:rPr>
+        <w:t xml:space="preserve">getindex</w:t>
+      </w:r>
+      <w:r>
+        <w:rPr>
+          <w:rStyle w:val="NormalTok"/>
+        </w:rPr>
+        <w:t xml:space="preserve">.(local_solution.u, </w:t>
+      </w:r>
+      <w:r>
+        <w:rPr>
+          <w:rStyle w:val="FloatTok"/>
+        </w:rPr>
+        <w:t xml:space="preserve">2</w:t>
+      </w:r>
+      <w:r>
+        <w:rPr>
+          <w:rStyle w:val="NormalTok"/>
+        </w:rPr>
+        <w:t xml:space="preserve">)</w:t>
+      </w:r>
+      <w:r>
+        <w:br/>
+      </w:r>
+      <w:r>
+        <w:rPr>
+          <w:rStyle w:val="NormalTok"/>
+        </w:rPr>
+        <w:t xml:space="preserve">    local_peak_index </w:t>
+      </w:r>
+      <w:r>
+        <w:rPr>
+          <w:rStyle w:val="OperatorTok"/>
+        </w:rPr>
+        <w:t xml:space="preserve">=</w:t>
+      </w:r>
+      <w:r>
+        <w:rPr>
+          <w:rStyle w:val="NormalTok"/>
+        </w:rPr>
+        <w:t xml:space="preserve"> </w:t>
+      </w:r>
+      <w:r>
+        <w:rPr>
+          <w:rStyle w:val="FunctionTok"/>
+        </w:rPr>
+        <w:t xml:space="preserve">argmax</w:t>
+      </w:r>
+      <w:r>
+        <w:rPr>
+          <w:rStyle w:val="NormalTok"/>
+        </w:rPr>
+        <w:t xml:space="preserve">(local_infected)</w:t>
+      </w:r>
+      <w:r>
+        <w:br/>
+      </w:r>
+      <w:r>
+        <w:rPr>
+          <w:rStyle w:val="NormalTok"/>
+        </w:rPr>
+        <w:t xml:space="preserve">    local_r0 </w:t>
+      </w:r>
+      <w:r>
+        <w:rPr>
+          <w:rStyle w:val="OperatorTok"/>
+        </w:rPr>
+        <w:t xml:space="preserve">=</w:t>
+      </w:r>
+      <w:r>
+        <w:rPr>
+          <w:rStyle w:val="NormalTok"/>
+        </w:rPr>
+        <w:t xml:space="preserve"> </w:t>
+      </w:r>
+      <w:r>
+        <w:rPr>
+          <w:rStyle w:val="FunctionTok"/>
+        </w:rPr>
+        <w:t xml:space="preserve">basic_reproduction_number</w:t>
+      </w:r>
+      <w:r>
+        <w:rPr>
+          <w:rStyle w:val="NormalTok"/>
+        </w:rPr>
+        <w:t xml:space="preserve">(</w:t>
+      </w:r>
+      <w:r>
+        <w:br/>
+      </w:r>
+      <w:r>
+        <w:rPr>
+          <w:rStyle w:val="NormalTok"/>
+        </w:rPr>
+        <w:t xml:space="preserve">        p.beta, contacts, p.gamma</w:t>
+      </w:r>
+      <w:r>
+        <w:br/>
+      </w:r>
+      <w:r>
+        <w:rPr>
+          <w:rStyle w:val="NormalTok"/>
+        </w:rPr>
+        <w:t xml:space="preserve">    )</w:t>
+      </w:r>
+      <w:r>
+        <w:br/>
+      </w:r>
+      <w:r>
+        <w:rPr>
+          <w:rStyle w:val="NormalTok"/>
+        </w:rPr>
+        <w:t xml:space="preserve">    </w:t>
+      </w:r>
+      <w:r>
+        <w:rPr>
+          <w:rStyle w:val="FunctionTok"/>
+        </w:rPr>
+        <w:t xml:space="preserve">push!</w:t>
+      </w:r>
+      <w:r>
+        <w:rPr>
+          <w:rStyle w:val="NormalTok"/>
+        </w:rPr>
+        <w:t xml:space="preserve">(summary_rows, (</w:t>
+      </w:r>
+      <w:r>
+        <w:br/>
+      </w:r>
+      <w:r>
+        <w:rPr>
+          <w:rStyle w:val="NormalTok"/>
+        </w:rPr>
+        <w:t xml:space="preserve">        contacts</w:t>
+      </w:r>
+      <w:r>
+        <w:rPr>
+          <w:rStyle w:val="OperatorTok"/>
+        </w:rPr>
+        <w:t xml:space="preserve">=</w:t>
+      </w:r>
+      <w:r>
+        <w:rPr>
+          <w:rStyle w:val="NormalTok"/>
+        </w:rPr>
+        <w:t xml:space="preserve">contacts,</w:t>
+      </w:r>
+      <w:r>
+        <w:br/>
+      </w:r>
+      <w:r>
+        <w:rPr>
+          <w:rStyle w:val="NormalTok"/>
+        </w:rPr>
+        <w:t xml:space="preserve">        reproduction_number</w:t>
+      </w:r>
+      <w:r>
+        <w:rPr>
+          <w:rStyle w:val="OperatorTok"/>
+        </w:rPr>
+        <w:t xml:space="preserve">=</w:t>
+      </w:r>
+      <w:r>
+        <w:rPr>
+          <w:rStyle w:val="NormalTok"/>
+        </w:rPr>
+        <w:t xml:space="preserve">local_r0,</w:t>
+      </w:r>
+      <w:r>
+        <w:br/>
+      </w:r>
+      <w:r>
+        <w:rPr>
+          <w:rStyle w:val="NormalTok"/>
+        </w:rPr>
+        <w:t xml:space="preserve">        peak_infected</w:t>
+      </w:r>
+      <w:r>
+        <w:rPr>
+          <w:rStyle w:val="OperatorTok"/>
+        </w:rPr>
+        <w:t xml:space="preserve">=</w:t>
+      </w:r>
+      <w:r>
+        <w:rPr>
+          <w:rStyle w:val="NormalTok"/>
+        </w:rPr>
+        <w:t xml:space="preserve">local_infected[local_peak_index],</w:t>
+      </w:r>
+      <w:r>
+        <w:br/>
+      </w:r>
+      <w:r>
+        <w:rPr>
+          <w:rStyle w:val="NormalTok"/>
+        </w:rPr>
+        <w:t xml:space="preserve">        peak_time</w:t>
+      </w:r>
+      <w:r>
+        <w:rPr>
+          <w:rStyle w:val="OperatorTok"/>
+        </w:rPr>
+        <w:t xml:space="preserve">=</w:t>
+      </w:r>
+      <w:r>
+        <w:rPr>
+          <w:rStyle w:val="NormalTok"/>
+        </w:rPr>
+        <w:t xml:space="preserve">local_solution.t[local_peak_index],</w:t>
+      </w:r>
+      <w:r>
+        <w:br/>
+      </w:r>
+      <w:r>
+        <w:rPr>
+          <w:rStyle w:val="NormalTok"/>
+        </w:rPr>
+        <w:t xml:space="preserve">        final_recovered</w:t>
+      </w:r>
+      <w:r>
+        <w:rPr>
+          <w:rStyle w:val="OperatorTok"/>
+        </w:rPr>
+        <w:t xml:space="preserve">=</w:t>
+      </w:r>
+      <w:r>
+        <w:rPr>
+          <w:rStyle w:val="FunctionTok"/>
+        </w:rPr>
+        <w:t xml:space="preserve">getindex</w:t>
+      </w:r>
+      <w:r>
+        <w:rPr>
+          <w:rStyle w:val="NormalTok"/>
+        </w:rPr>
+        <w:t xml:space="preserve">(</w:t>
+      </w:r>
+      <w:r>
+        <w:rPr>
+          <w:rStyle w:val="FunctionTok"/>
+        </w:rPr>
+        <w:t xml:space="preserve">last</w:t>
+      </w:r>
+      <w:r>
+        <w:rPr>
+          <w:rStyle w:val="NormalTok"/>
+        </w:rPr>
+        <w:t xml:space="preserve">(local_solution.u), </w:t>
+      </w:r>
+      <w:r>
+        <w:rPr>
+          <w:rStyle w:val="FloatTok"/>
+        </w:rPr>
+        <w:t xml:space="preserve">3</w:t>
+      </w:r>
+      <w:r>
+        <w:rPr>
+          <w:rStyle w:val="NormalTok"/>
+        </w:rPr>
+        <w:t xml:space="preserve">),</w:t>
+      </w:r>
+      <w:r>
+        <w:br/>
+      </w:r>
+      <w:r>
+        <w:rPr>
+          <w:rStyle w:val="NormalTok"/>
+        </w:rPr>
+        <w:t xml:space="preserve">    ))</w:t>
+      </w:r>
+      <w:r>
+        <w:br/>
+      </w:r>
+      <w:r>
+        <w:rPr>
+          <w:rStyle w:val="ControlFlowTok"/>
+        </w:rPr>
+        <w:t xml:space="preserve">end</w:t>
+      </w:r>
+      <w:r>
+        <w:br/>
+      </w:r>
+      <w:r>
+        <w:br/>
+      </w:r>
+      <w:r>
+        <w:rPr>
+          <w:rStyle w:val="NormalTok"/>
+        </w:rPr>
+        <w:t xml:space="preserve">scan_summary </w:t>
+      </w:r>
+      <w:r>
+        <w:rPr>
+          <w:rStyle w:val="OperatorTok"/>
+        </w:rPr>
+        <w:t xml:space="preserve">=</w:t>
+      </w:r>
+      <w:r>
+        <w:rPr>
+          <w:rStyle w:val="NormalTok"/>
+        </w:rPr>
+        <w:t xml:space="preserve"> </w:t>
+      </w:r>
+      <w:r>
+        <w:rPr>
+          <w:rStyle w:val="FunctionTok"/>
+        </w:rPr>
+        <w:t xml:space="preserve">DataFrame</w:t>
+      </w:r>
+      <w:r>
+        <w:rPr>
+          <w:rStyle w:val="NormalTok"/>
+        </w:rPr>
+        <w:t xml:space="preserve">(summary_rows)</w:t>
+      </w:r>
+      <w:r>
+        <w:br/>
+      </w:r>
+      <w:r>
+        <w:rPr>
+          <w:rStyle w:val="NormalTok"/>
+        </w:rPr>
+        <w:t xml:space="preserve">CSV.</w:t>
+      </w:r>
+      <w:r>
+        <w:rPr>
+          <w:rStyle w:val="FunctionTok"/>
+        </w:rPr>
+        <w:t xml:space="preserve">write</w:t>
+      </w:r>
+      <w:r>
+        <w:rPr>
+          <w:rStyle w:val="NormalTok"/>
+        </w:rPr>
+        <w:t xml:space="preserve">(</w:t>
+      </w:r>
+      <w:r>
+        <w:rPr>
+          <w:rStyle w:val="FunctionTok"/>
+        </w:rPr>
+        <w:t xml:space="preserve">datadir</w:t>
+      </w:r>
+      <w:r>
+        <w:rPr>
+          <w:rStyle w:val="NormalTok"/>
+        </w:rPr>
+        <w:t xml:space="preserve">(script_name, </w:t>
+      </w:r>
+      <w:r>
+        <w:rPr>
+          <w:rStyle w:val="StringTok"/>
+        </w:rPr>
+        <w:t xml:space="preserve">"contact_scan.csv"</w:t>
+      </w:r>
+      <w:r>
+        <w:rPr>
+          <w:rStyle w:val="NormalTok"/>
+        </w:rPr>
+        <w:t xml:space="preserve">), scan_summary)</w:t>
+      </w:r>
+    </w:p>
+    <w:p>
+      <w:pPr>
+        <w:pStyle w:val="FirstParagraph"/>
+      </w:pPr>
+      <w:r>
+        <w:t xml:space="preserve">Листинг 3 — Сканирование числа контактов в</w:t>
+      </w:r>
+      <w:r>
+        <w:t xml:space="preserve"> </w:t>
+      </w:r>
+      <w:r>
+        <w:rPr>
+          <w:rStyle w:val="VerbatimChar"/>
+        </w:rPr>
+        <w:t xml:space="preserve">scripts/01_sir.jl</w:t>
+      </w:r>
+    </w:p>
     <w:tbl>
       <w:tblPr>
         <w:tblStyle w:val="Table"/>
@@ -7251,7 +8969,7 @@
         <w:pStyle w:val="FirstParagraph"/>
       </w:pPr>
       <w:r>
-        <w:t xml:space="preserve">Листинг 3 — Решение базовой системы в</w:t>
+        <w:t xml:space="preserve">Листинг 4 — Решение базовой системы в</w:t>
       </w:r>
       <w:r>
         <w:t xml:space="preserve"> </w:t>
@@ -8120,6 +9838,423 @@
         <w:rPr>
           <w:rStyle w:val="NormalTok"/>
         </w:rPr>
+        <w:t xml:space="preserve">equilibrium_prey, equilibrium_predator </w:t>
+      </w:r>
+      <w:r>
+        <w:rPr>
+          <w:rStyle w:val="OperatorTok"/>
+        </w:rPr>
+        <w:t xml:space="preserve">=</w:t>
+      </w:r>
+      <w:r>
+        <w:rPr>
+          <w:rStyle w:val="NormalTok"/>
+        </w:rPr>
+        <w:t xml:space="preserve"> </w:t>
+      </w:r>
+      <w:r>
+        <w:rPr>
+          <w:rStyle w:val="FunctionTok"/>
+        </w:rPr>
+        <w:t xml:space="preserve">lotka_equilibrium</w:t>
+      </w:r>
+      <w:r>
+        <w:rPr>
+          <w:rStyle w:val="NormalTok"/>
+        </w:rPr>
+        <w:t xml:space="preserve">(</w:t>
+      </w:r>
+      <w:r>
+        <w:br/>
+      </w:r>
+      <w:r>
+        <w:rPr>
+          <w:rStyle w:val="NormalTok"/>
+        </w:rPr>
+        <w:t xml:space="preserve">    p.alpha, p.beta, p.delta, p.gamma</w:t>
+      </w:r>
+      <w:r>
+        <w:br/>
+      </w:r>
+      <w:r>
+        <w:rPr>
+          <w:rStyle w:val="NormalTok"/>
+        </w:rPr>
+        <w:t xml:space="preserve">)</w:t>
+      </w:r>
+      <w:r>
+        <w:br/>
+      </w:r>
+      <w:r>
+        <w:br/>
+      </w:r>
+      <w:r>
+        <w:rPr>
+          <w:rStyle w:val="NormalTok"/>
+        </w:rPr>
+        <w:t xml:space="preserve">prey_peak_indices </w:t>
+      </w:r>
+      <w:r>
+        <w:rPr>
+          <w:rStyle w:val="OperatorTok"/>
+        </w:rPr>
+        <w:t xml:space="preserve">=</w:t>
+      </w:r>
+      <w:r>
+        <w:rPr>
+          <w:rStyle w:val="NormalTok"/>
+        </w:rPr>
+        <w:t xml:space="preserve"> [</w:t>
+      </w:r>
+      <w:r>
+        <w:br/>
+      </w:r>
+      <w:r>
+        <w:rPr>
+          <w:rStyle w:val="NormalTok"/>
+        </w:rPr>
+        <w:t xml:space="preserve">    index for index </w:t>
+      </w:r>
+      <w:r>
+        <w:rPr>
+          <w:rStyle w:val="KeywordTok"/>
+        </w:rPr>
+        <w:t xml:space="preserve">in</w:t>
+      </w:r>
+      <w:r>
+        <w:rPr>
+          <w:rStyle w:val="NormalTok"/>
+        </w:rPr>
+        <w:t xml:space="preserve"> </w:t>
+      </w:r>
+      <w:r>
+        <w:rPr>
+          <w:rStyle w:val="FloatTok"/>
+        </w:rPr>
+        <w:t xml:space="preserve">2</w:t>
+      </w:r>
+      <w:r>
+        <w:rPr>
+          <w:rStyle w:val="OperatorTok"/>
+        </w:rPr>
+        <w:t xml:space="preserve">:</w:t>
+      </w:r>
+      <w:r>
+        <w:rPr>
+          <w:rStyle w:val="NormalTok"/>
+        </w:rPr>
+        <w:t xml:space="preserve">(</w:t>
+      </w:r>
+      <w:r>
+        <w:rPr>
+          <w:rStyle w:val="FunctionTok"/>
+        </w:rPr>
+        <w:t xml:space="preserve">nrow</w:t>
+      </w:r>
+      <w:r>
+        <w:rPr>
+          <w:rStyle w:val="NormalTok"/>
+        </w:rPr>
+        <w:t xml:space="preserve">(trajectory) </w:t>
+      </w:r>
+      <w:r>
+        <w:rPr>
+          <w:rStyle w:val="OperatorTok"/>
+        </w:rPr>
+        <w:t xml:space="preserve">-</w:t>
+      </w:r>
+      <w:r>
+        <w:rPr>
+          <w:rStyle w:val="NormalTok"/>
+        </w:rPr>
+        <w:t xml:space="preserve"> </w:t>
+      </w:r>
+      <w:r>
+        <w:rPr>
+          <w:rStyle w:val="FloatTok"/>
+        </w:rPr>
+        <w:t xml:space="preserve">1</w:t>
+      </w:r>
+      <w:r>
+        <w:rPr>
+          <w:rStyle w:val="NormalTok"/>
+        </w:rPr>
+        <w:t xml:space="preserve">)</w:t>
+      </w:r>
+      <w:r>
+        <w:br/>
+      </w:r>
+      <w:r>
+        <w:rPr>
+          <w:rStyle w:val="NormalTok"/>
+        </w:rPr>
+        <w:t xml:space="preserve">    if trajectory.prey[index] </w:t>
+      </w:r>
+      <w:r>
+        <w:rPr>
+          <w:rStyle w:val="OperatorTok"/>
+        </w:rPr>
+        <w:t xml:space="preserve">&gt;</w:t>
+      </w:r>
+      <w:r>
+        <w:rPr>
+          <w:rStyle w:val="NormalTok"/>
+        </w:rPr>
+        <w:t xml:space="preserve"> trajectory.prey[index </w:t>
+      </w:r>
+      <w:r>
+        <w:rPr>
+          <w:rStyle w:val="OperatorTok"/>
+        </w:rPr>
+        <w:t xml:space="preserve">-</w:t>
+      </w:r>
+      <w:r>
+        <w:rPr>
+          <w:rStyle w:val="NormalTok"/>
+        </w:rPr>
+        <w:t xml:space="preserve"> </w:t>
+      </w:r>
+      <w:r>
+        <w:rPr>
+          <w:rStyle w:val="FloatTok"/>
+        </w:rPr>
+        <w:t xml:space="preserve">1</w:t>
+      </w:r>
+      <w:r>
+        <w:rPr>
+          <w:rStyle w:val="NormalTok"/>
+        </w:rPr>
+        <w:t xml:space="preserve">] </w:t>
+      </w:r>
+      <w:r>
+        <w:rPr>
+          <w:rStyle w:val="OperatorTok"/>
+        </w:rPr>
+        <w:t xml:space="preserve">&amp;&amp;</w:t>
+      </w:r>
+      <w:r>
+        <w:br/>
+      </w:r>
+      <w:r>
+        <w:rPr>
+          <w:rStyle w:val="NormalTok"/>
+        </w:rPr>
+        <w:t xml:space="preserve">       trajectory.prey[index] </w:t>
+      </w:r>
+      <w:r>
+        <w:rPr>
+          <w:rStyle w:val="OperatorTok"/>
+        </w:rPr>
+        <w:t xml:space="preserve">&gt;=</w:t>
+      </w:r>
+      <w:r>
+        <w:rPr>
+          <w:rStyle w:val="NormalTok"/>
+        </w:rPr>
+        <w:t xml:space="preserve"> trajectory.prey[index </w:t>
+      </w:r>
+      <w:r>
+        <w:rPr>
+          <w:rStyle w:val="OperatorTok"/>
+        </w:rPr>
+        <w:t xml:space="preserve">+</w:t>
+      </w:r>
+      <w:r>
+        <w:rPr>
+          <w:rStyle w:val="NormalTok"/>
+        </w:rPr>
+        <w:t xml:space="preserve"> </w:t>
+      </w:r>
+      <w:r>
+        <w:rPr>
+          <w:rStyle w:val="FloatTok"/>
+        </w:rPr>
+        <w:t xml:space="preserve">1</w:t>
+      </w:r>
+      <w:r>
+        <w:rPr>
+          <w:rStyle w:val="NormalTok"/>
+        </w:rPr>
+        <w:t xml:space="preserve">]</w:t>
+      </w:r>
+      <w:r>
+        <w:br/>
+      </w:r>
+      <w:r>
+        <w:rPr>
+          <w:rStyle w:val="NormalTok"/>
+        </w:rPr>
+        <w:t xml:space="preserve">]</w:t>
+      </w:r>
+      <w:r>
+        <w:br/>
+      </w:r>
+      <w:r>
+        <w:rPr>
+          <w:rStyle w:val="NormalTok"/>
+        </w:rPr>
+        <w:t xml:space="preserve">period_estimate </w:t>
+      </w:r>
+      <w:r>
+        <w:rPr>
+          <w:rStyle w:val="OperatorTok"/>
+        </w:rPr>
+        <w:t xml:space="preserve">=</w:t>
+      </w:r>
+      <w:r>
+        <w:rPr>
+          <w:rStyle w:val="NormalTok"/>
+        </w:rPr>
+        <w:t xml:space="preserve"> </w:t>
+      </w:r>
+      <w:r>
+        <w:rPr>
+          <w:rStyle w:val="FunctionTok"/>
+        </w:rPr>
+        <w:t xml:space="preserve">length</w:t>
+      </w:r>
+      <w:r>
+        <w:rPr>
+          <w:rStyle w:val="NormalTok"/>
+        </w:rPr>
+        <w:t xml:space="preserve">(prey_peak_indices) </w:t>
+      </w:r>
+      <w:r>
+        <w:rPr>
+          <w:rStyle w:val="OperatorTok"/>
+        </w:rPr>
+        <w:t xml:space="preserve">&gt;</w:t>
+      </w:r>
+      <w:r>
+        <w:rPr>
+          <w:rStyle w:val="NormalTok"/>
+        </w:rPr>
+        <w:t xml:space="preserve"> </w:t>
+      </w:r>
+      <w:r>
+        <w:rPr>
+          <w:rStyle w:val="FloatTok"/>
+        </w:rPr>
+        <w:t xml:space="preserve">1</w:t>
+      </w:r>
+      <w:r>
+        <w:rPr>
+          <w:rStyle w:val="NormalTok"/>
+        </w:rPr>
+        <w:t xml:space="preserve"> ?</w:t>
+      </w:r>
+      <w:r>
+        <w:br/>
+      </w:r>
+      <w:r>
+        <w:rPr>
+          <w:rStyle w:val="NormalTok"/>
+        </w:rPr>
+        <w:t xml:space="preserve">    </w:t>
+      </w:r>
+      <w:r>
+        <w:rPr>
+          <w:rStyle w:val="FunctionTok"/>
+        </w:rPr>
+        <w:t xml:space="preserve">sum</w:t>
+      </w:r>
+      <w:r>
+        <w:rPr>
+          <w:rStyle w:val="NormalTok"/>
+        </w:rPr>
+        <w:t xml:space="preserve">(</w:t>
+      </w:r>
+      <w:r>
+        <w:rPr>
+          <w:rStyle w:val="FunctionTok"/>
+        </w:rPr>
+        <w:t xml:space="preserve">diff</w:t>
+      </w:r>
+      <w:r>
+        <w:rPr>
+          <w:rStyle w:val="NormalTok"/>
+        </w:rPr>
+        <w:t xml:space="preserve">(trajectory.time[prey_peak_indices])) </w:t>
+      </w:r>
+      <w:r>
+        <w:rPr>
+          <w:rStyle w:val="OperatorTok"/>
+        </w:rPr>
+        <w:t xml:space="preserve">/</w:t>
+      </w:r>
+      <w:r>
+        <w:br/>
+      </w:r>
+      <w:r>
+        <w:rPr>
+          <w:rStyle w:val="NormalTok"/>
+        </w:rPr>
+        <w:t xml:space="preserve">    (</w:t>
+      </w:r>
+      <w:r>
+        <w:rPr>
+          <w:rStyle w:val="FunctionTok"/>
+        </w:rPr>
+        <w:t xml:space="preserve">length</w:t>
+      </w:r>
+      <w:r>
+        <w:rPr>
+          <w:rStyle w:val="NormalTok"/>
+        </w:rPr>
+        <w:t xml:space="preserve">(prey_peak_indices) </w:t>
+      </w:r>
+      <w:r>
+        <w:rPr>
+          <w:rStyle w:val="OperatorTok"/>
+        </w:rPr>
+        <w:t xml:space="preserve">-</w:t>
+      </w:r>
+      <w:r>
+        <w:rPr>
+          <w:rStyle w:val="NormalTok"/>
+        </w:rPr>
+        <w:t xml:space="preserve"> </w:t>
+      </w:r>
+      <w:r>
+        <w:rPr>
+          <w:rStyle w:val="FloatTok"/>
+        </w:rPr>
+        <w:t xml:space="preserve">1</w:t>
+      </w:r>
+      <w:r>
+        <w:rPr>
+          <w:rStyle w:val="NormalTok"/>
+        </w:rPr>
+        <w:t xml:space="preserve">) </w:t>
+      </w:r>
+      <w:r>
+        <w:rPr>
+          <w:rStyle w:val="OperatorTok"/>
+        </w:rPr>
+        <w:t xml:space="preserve">:</w:t>
+      </w:r>
+      <w:r>
+        <w:rPr>
+          <w:rStyle w:val="NormalTok"/>
+        </w:rPr>
+        <w:t xml:space="preserve"> </w:t>
+      </w:r>
+      <w:r>
+        <w:rPr>
+          <w:rStyle w:val="ConstantTok"/>
+        </w:rPr>
+        <w:t xml:space="preserve">NaN</w:t>
+      </w:r>
+      <w:r>
+        <w:br/>
+      </w:r>
+      <w:r>
+        <w:br/>
+      </w:r>
+      <w:r>
+        <w:rPr>
+          <w:rStyle w:val="NormalTok"/>
+        </w:rPr>
         <w:t xml:space="preserve">invariant_drift </w:t>
       </w:r>
       <w:r>
@@ -8206,7 +10341,7 @@
         <w:pStyle w:val="FirstParagraph"/>
       </w:pPr>
       <w:r>
-        <w:t xml:space="preserve">Листинг 4 — Контроль первого интеграла в</w:t>
+        <w:t xml:space="preserve">Листинг 5 — Равновесие, период и первый интеграл в</w:t>
       </w:r>
       <w:r>
         <w:t xml:space="preserve"> </w:t>
@@ -8409,6 +10544,1009 @@
       </w:r>
       <w:r>
         <w:t xml:space="preserve">разные амплитуды.</w:t>
+      </w:r>
+    </w:p>
+    <w:p>
+      <w:pPr>
+        <w:pStyle w:val="SourceCode"/>
+      </w:pPr>
+      <w:r>
+        <w:rPr>
+          <w:rStyle w:val="NormalTok"/>
+        </w:rPr>
+        <w:t xml:space="preserve">initial_conditions </w:t>
+      </w:r>
+      <w:r>
+        <w:rPr>
+          <w:rStyle w:val="OperatorTok"/>
+        </w:rPr>
+        <w:t xml:space="preserve">=</w:t>
+      </w:r>
+      <w:r>
+        <w:rPr>
+          <w:rStyle w:val="NormalTok"/>
+        </w:rPr>
+        <w:t xml:space="preserve"> [</w:t>
+      </w:r>
+      <w:r>
+        <w:br/>
+      </w:r>
+      <w:r>
+        <w:rPr>
+          <w:rStyle w:val="NormalTok"/>
+        </w:rPr>
+        <w:t xml:space="preserve">    [</w:t>
+      </w:r>
+      <w:r>
+        <w:rPr>
+          <w:rStyle w:val="FloatTok"/>
+        </w:rPr>
+        <w:t xml:space="preserve">20.0</w:t>
+      </w:r>
+      <w:r>
+        <w:rPr>
+          <w:rStyle w:val="NormalTok"/>
+        </w:rPr>
+        <w:t xml:space="preserve">, </w:t>
+      </w:r>
+      <w:r>
+        <w:rPr>
+          <w:rStyle w:val="FloatTok"/>
+        </w:rPr>
+        <w:t xml:space="preserve">4.0</w:t>
+      </w:r>
+      <w:r>
+        <w:rPr>
+          <w:rStyle w:val="NormalTok"/>
+        </w:rPr>
+        <w:t xml:space="preserve">],</w:t>
+      </w:r>
+      <w:r>
+        <w:br/>
+      </w:r>
+      <w:r>
+        <w:rPr>
+          <w:rStyle w:val="NormalTok"/>
+        </w:rPr>
+        <w:t xml:space="preserve">    [</w:t>
+      </w:r>
+      <w:r>
+        <w:rPr>
+          <w:rStyle w:val="FloatTok"/>
+        </w:rPr>
+        <w:t xml:space="preserve">30.0</w:t>
+      </w:r>
+      <w:r>
+        <w:rPr>
+          <w:rStyle w:val="NormalTok"/>
+        </w:rPr>
+        <w:t xml:space="preserve">, </w:t>
+      </w:r>
+      <w:r>
+        <w:rPr>
+          <w:rStyle w:val="FloatTok"/>
+        </w:rPr>
+        <w:t xml:space="preserve">12.0</w:t>
+      </w:r>
+      <w:r>
+        <w:rPr>
+          <w:rStyle w:val="NormalTok"/>
+        </w:rPr>
+        <w:t xml:space="preserve">],</w:t>
+      </w:r>
+      <w:r>
+        <w:br/>
+      </w:r>
+      <w:r>
+        <w:rPr>
+          <w:rStyle w:val="NormalTok"/>
+        </w:rPr>
+        <w:t xml:space="preserve">    [</w:t>
+      </w:r>
+      <w:r>
+        <w:rPr>
+          <w:rStyle w:val="FloatTok"/>
+        </w:rPr>
+        <w:t xml:space="preserve">40.0</w:t>
+      </w:r>
+      <w:r>
+        <w:rPr>
+          <w:rStyle w:val="NormalTok"/>
+        </w:rPr>
+        <w:t xml:space="preserve">, </w:t>
+      </w:r>
+      <w:r>
+        <w:rPr>
+          <w:rStyle w:val="FloatTok"/>
+        </w:rPr>
+        <w:t xml:space="preserve">9.0</w:t>
+      </w:r>
+      <w:r>
+        <w:rPr>
+          <w:rStyle w:val="NormalTok"/>
+        </w:rPr>
+        <w:t xml:space="preserve">],</w:t>
+      </w:r>
+      <w:r>
+        <w:br/>
+      </w:r>
+      <w:r>
+        <w:rPr>
+          <w:rStyle w:val="NormalTok"/>
+        </w:rPr>
+        <w:t xml:space="preserve">    [</w:t>
+      </w:r>
+      <w:r>
+        <w:rPr>
+          <w:rStyle w:val="FloatTok"/>
+        </w:rPr>
+        <w:t xml:space="preserve">55.0</w:t>
+      </w:r>
+      <w:r>
+        <w:rPr>
+          <w:rStyle w:val="NormalTok"/>
+        </w:rPr>
+        <w:t xml:space="preserve">, </w:t>
+      </w:r>
+      <w:r>
+        <w:rPr>
+          <w:rStyle w:val="FloatTok"/>
+        </w:rPr>
+        <w:t xml:space="preserve">6.0</w:t>
+      </w:r>
+      <w:r>
+        <w:rPr>
+          <w:rStyle w:val="NormalTok"/>
+        </w:rPr>
+        <w:t xml:space="preserve">],</w:t>
+      </w:r>
+      <w:r>
+        <w:br/>
+      </w:r>
+      <w:r>
+        <w:rPr>
+          <w:rStyle w:val="NormalTok"/>
+        </w:rPr>
+        <w:t xml:space="preserve">]</w:t>
+      </w:r>
+      <w:r>
+        <w:br/>
+      </w:r>
+      <w:r>
+        <w:rPr>
+          <w:rStyle w:val="NormalTok"/>
+        </w:rPr>
+        <w:t xml:space="preserve">summary_rows </w:t>
+      </w:r>
+      <w:r>
+        <w:rPr>
+          <w:rStyle w:val="OperatorTok"/>
+        </w:rPr>
+        <w:t xml:space="preserve">=</w:t>
+      </w:r>
+      <w:r>
+        <w:rPr>
+          <w:rStyle w:val="NormalTok"/>
+        </w:rPr>
+        <w:t xml:space="preserve"> </w:t>
+      </w:r>
+      <w:r>
+        <w:rPr>
+          <w:rStyle w:val="DataTypeTok"/>
+        </w:rPr>
+        <w:t xml:space="preserve">NamedTuple</w:t>
+      </w:r>
+      <w:r>
+        <w:rPr>
+          <w:rStyle w:val="NormalTok"/>
+        </w:rPr>
+        <w:t xml:space="preserve">[]</w:t>
+      </w:r>
+      <w:r>
+        <w:br/>
+      </w:r>
+      <w:r>
+        <w:br/>
+      </w:r>
+      <w:r>
+        <w:rPr>
+          <w:rStyle w:val="ControlFlowTok"/>
+        </w:rPr>
+        <w:t xml:space="preserve">for</w:t>
+      </w:r>
+      <w:r>
+        <w:rPr>
+          <w:rStyle w:val="NormalTok"/>
+        </w:rPr>
+        <w:t xml:space="preserve"> initial_state </w:t>
+      </w:r>
+      <w:r>
+        <w:rPr>
+          <w:rStyle w:val="KeywordTok"/>
+        </w:rPr>
+        <w:t xml:space="preserve">in</w:t>
+      </w:r>
+      <w:r>
+        <w:rPr>
+          <w:rStyle w:val="NormalTok"/>
+        </w:rPr>
+        <w:t xml:space="preserve"> initial_conditions</w:t>
+      </w:r>
+      <w:r>
+        <w:br/>
+      </w:r>
+      <w:r>
+        <w:rPr>
+          <w:rStyle w:val="NormalTok"/>
+        </w:rPr>
+        <w:t xml:space="preserve">    local_solution </w:t>
+      </w:r>
+      <w:r>
+        <w:rPr>
+          <w:rStyle w:val="OperatorTok"/>
+        </w:rPr>
+        <w:t xml:space="preserve">=</w:t>
+      </w:r>
+      <w:r>
+        <w:rPr>
+          <w:rStyle w:val="NormalTok"/>
+        </w:rPr>
+        <w:t xml:space="preserve"> </w:t>
+      </w:r>
+      <w:r>
+        <w:rPr>
+          <w:rStyle w:val="FunctionTok"/>
+        </w:rPr>
+        <w:t xml:space="preserve">solve</w:t>
+      </w:r>
+      <w:r>
+        <w:rPr>
+          <w:rStyle w:val="NormalTok"/>
+        </w:rPr>
+        <w:t xml:space="preserve">(</w:t>
+      </w:r>
+      <w:r>
+        <w:br/>
+      </w:r>
+      <w:r>
+        <w:rPr>
+          <w:rStyle w:val="NormalTok"/>
+        </w:rPr>
+        <w:t xml:space="preserve">        </w:t>
+      </w:r>
+      <w:r>
+        <w:rPr>
+          <w:rStyle w:val="FunctionTok"/>
+        </w:rPr>
+        <w:t xml:space="preserve">remake</w:t>
+      </w:r>
+      <w:r>
+        <w:rPr>
+          <w:rStyle w:val="NormalTok"/>
+        </w:rPr>
+        <w:t xml:space="preserve">(problem; u0</w:t>
+      </w:r>
+      <w:r>
+        <w:rPr>
+          <w:rStyle w:val="OperatorTok"/>
+        </w:rPr>
+        <w:t xml:space="preserve">=</w:t>
+      </w:r>
+      <w:r>
+        <w:rPr>
+          <w:rStyle w:val="NormalTok"/>
+        </w:rPr>
+        <w:t xml:space="preserve">initial_state),</w:t>
+      </w:r>
+      <w:r>
+        <w:br/>
+      </w:r>
+      <w:r>
+        <w:rPr>
+          <w:rStyle w:val="NormalTok"/>
+        </w:rPr>
+        <w:t xml:space="preserve">        </w:t>
+      </w:r>
+      <w:r>
+        <w:rPr>
+          <w:rStyle w:val="FunctionTok"/>
+        </w:rPr>
+        <w:t xml:space="preserve">Tsit5</w:t>
+      </w:r>
+      <w:r>
+        <w:rPr>
+          <w:rStyle w:val="NormalTok"/>
+        </w:rPr>
+        <w:t xml:space="preserve">();</w:t>
+      </w:r>
+      <w:r>
+        <w:br/>
+      </w:r>
+      <w:r>
+        <w:rPr>
+          <w:rStyle w:val="NormalTok"/>
+        </w:rPr>
+        <w:t xml:space="preserve">        saveat</w:t>
+      </w:r>
+      <w:r>
+        <w:rPr>
+          <w:rStyle w:val="OperatorTok"/>
+        </w:rPr>
+        <w:t xml:space="preserve">=</w:t>
+      </w:r>
+      <w:r>
+        <w:rPr>
+          <w:rStyle w:val="NormalTok"/>
+        </w:rPr>
+        <w:t xml:space="preserve">saveat,</w:t>
+      </w:r>
+      <w:r>
+        <w:br/>
+      </w:r>
+      <w:r>
+        <w:rPr>
+          <w:rStyle w:val="NormalTok"/>
+        </w:rPr>
+        <w:t xml:space="preserve">        reltol</w:t>
+      </w:r>
+      <w:r>
+        <w:rPr>
+          <w:rStyle w:val="OperatorTok"/>
+        </w:rPr>
+        <w:t xml:space="preserve">=</w:t>
+      </w:r>
+      <w:r>
+        <w:rPr>
+          <w:rStyle w:val="FloatTok"/>
+        </w:rPr>
+        <w:t xml:space="preserve">1e-10</w:t>
+      </w:r>
+      <w:r>
+        <w:rPr>
+          <w:rStyle w:val="NormalTok"/>
+        </w:rPr>
+        <w:t xml:space="preserve">,</w:t>
+      </w:r>
+      <w:r>
+        <w:br/>
+      </w:r>
+      <w:r>
+        <w:rPr>
+          <w:rStyle w:val="NormalTok"/>
+        </w:rPr>
+        <w:t xml:space="preserve">        abstol</w:t>
+      </w:r>
+      <w:r>
+        <w:rPr>
+          <w:rStyle w:val="OperatorTok"/>
+        </w:rPr>
+        <w:t xml:space="preserve">=</w:t>
+      </w:r>
+      <w:r>
+        <w:rPr>
+          <w:rStyle w:val="FloatTok"/>
+        </w:rPr>
+        <w:t xml:space="preserve">1e-12</w:t>
+      </w:r>
+      <w:r>
+        <w:rPr>
+          <w:rStyle w:val="NormalTok"/>
+        </w:rPr>
+        <w:t xml:space="preserve">,</w:t>
+      </w:r>
+      <w:r>
+        <w:br/>
+      </w:r>
+      <w:r>
+        <w:rPr>
+          <w:rStyle w:val="NormalTok"/>
+        </w:rPr>
+        <w:t xml:space="preserve">    )</w:t>
+      </w:r>
+      <w:r>
+        <w:br/>
+      </w:r>
+      <w:r>
+        <w:rPr>
+          <w:rStyle w:val="NormalTok"/>
+        </w:rPr>
+        <w:t xml:space="preserve">    local_prey </w:t>
+      </w:r>
+      <w:r>
+        <w:rPr>
+          <w:rStyle w:val="OperatorTok"/>
+        </w:rPr>
+        <w:t xml:space="preserve">=</w:t>
+      </w:r>
+      <w:r>
+        <w:rPr>
+          <w:rStyle w:val="NormalTok"/>
+        </w:rPr>
+        <w:t xml:space="preserve"> </w:t>
+      </w:r>
+      <w:r>
+        <w:rPr>
+          <w:rStyle w:val="FunctionTok"/>
+        </w:rPr>
+        <w:t xml:space="preserve">getindex</w:t>
+      </w:r>
+      <w:r>
+        <w:rPr>
+          <w:rStyle w:val="NormalTok"/>
+        </w:rPr>
+        <w:t xml:space="preserve">.(local_solution.u, </w:t>
+      </w:r>
+      <w:r>
+        <w:rPr>
+          <w:rStyle w:val="FloatTok"/>
+        </w:rPr>
+        <w:t xml:space="preserve">1</w:t>
+      </w:r>
+      <w:r>
+        <w:rPr>
+          <w:rStyle w:val="NormalTok"/>
+        </w:rPr>
+        <w:t xml:space="preserve">)</w:t>
+      </w:r>
+      <w:r>
+        <w:br/>
+      </w:r>
+      <w:r>
+        <w:rPr>
+          <w:rStyle w:val="NormalTok"/>
+        </w:rPr>
+        <w:t xml:space="preserve">    local_predator </w:t>
+      </w:r>
+      <w:r>
+        <w:rPr>
+          <w:rStyle w:val="OperatorTok"/>
+        </w:rPr>
+        <w:t xml:space="preserve">=</w:t>
+      </w:r>
+      <w:r>
+        <w:rPr>
+          <w:rStyle w:val="NormalTok"/>
+        </w:rPr>
+        <w:t xml:space="preserve"> </w:t>
+      </w:r>
+      <w:r>
+        <w:rPr>
+          <w:rStyle w:val="FunctionTok"/>
+        </w:rPr>
+        <w:t xml:space="preserve">getindex</w:t>
+      </w:r>
+      <w:r>
+        <w:rPr>
+          <w:rStyle w:val="NormalTok"/>
+        </w:rPr>
+        <w:t xml:space="preserve">.(local_solution.u, </w:t>
+      </w:r>
+      <w:r>
+        <w:rPr>
+          <w:rStyle w:val="FloatTok"/>
+        </w:rPr>
+        <w:t xml:space="preserve">2</w:t>
+      </w:r>
+      <w:r>
+        <w:rPr>
+          <w:rStyle w:val="NormalTok"/>
+        </w:rPr>
+        <w:t xml:space="preserve">)</w:t>
+      </w:r>
+      <w:r>
+        <w:br/>
+      </w:r>
+      <w:r>
+        <w:rPr>
+          <w:rStyle w:val="NormalTok"/>
+        </w:rPr>
+        <w:t xml:space="preserve">    local_invariant </w:t>
+      </w:r>
+      <w:r>
+        <w:rPr>
+          <w:rStyle w:val="OperatorTok"/>
+        </w:rPr>
+        <w:t xml:space="preserve">=</w:t>
+      </w:r>
+      <w:r>
+        <w:rPr>
+          <w:rStyle w:val="NormalTok"/>
+        </w:rPr>
+        <w:t xml:space="preserve"> </w:t>
+      </w:r>
+      <w:r>
+        <w:rPr>
+          <w:rStyle w:val="FunctionTok"/>
+        </w:rPr>
+        <w:t xml:space="preserve">lotka_invariant</w:t>
+      </w:r>
+      <w:r>
+        <w:rPr>
+          <w:rStyle w:val="NormalTok"/>
+        </w:rPr>
+        <w:t xml:space="preserve">.(</w:t>
+      </w:r>
+      <w:r>
+        <w:br/>
+      </w:r>
+      <w:r>
+        <w:rPr>
+          <w:rStyle w:val="NormalTok"/>
+        </w:rPr>
+        <w:t xml:space="preserve">        local_prey,</w:t>
+      </w:r>
+      <w:r>
+        <w:br/>
+      </w:r>
+      <w:r>
+        <w:rPr>
+          <w:rStyle w:val="NormalTok"/>
+        </w:rPr>
+        <w:t xml:space="preserve">        local_predator,</w:t>
+      </w:r>
+      <w:r>
+        <w:br/>
+      </w:r>
+      <w:r>
+        <w:rPr>
+          <w:rStyle w:val="NormalTok"/>
+        </w:rPr>
+        <w:t xml:space="preserve">        p.alpha,</w:t>
+      </w:r>
+      <w:r>
+        <w:br/>
+      </w:r>
+      <w:r>
+        <w:rPr>
+          <w:rStyle w:val="NormalTok"/>
+        </w:rPr>
+        <w:t xml:space="preserve">        p.beta,</w:t>
+      </w:r>
+      <w:r>
+        <w:br/>
+      </w:r>
+      <w:r>
+        <w:rPr>
+          <w:rStyle w:val="NormalTok"/>
+        </w:rPr>
+        <w:t xml:space="preserve">        p.delta,</w:t>
+      </w:r>
+      <w:r>
+        <w:br/>
+      </w:r>
+      <w:r>
+        <w:rPr>
+          <w:rStyle w:val="NormalTok"/>
+        </w:rPr>
+        <w:t xml:space="preserve">        p.gamma,</w:t>
+      </w:r>
+      <w:r>
+        <w:br/>
+      </w:r>
+      <w:r>
+        <w:rPr>
+          <w:rStyle w:val="NormalTok"/>
+        </w:rPr>
+        <w:t xml:space="preserve">    )</w:t>
+      </w:r>
+      <w:r>
+        <w:br/>
+      </w:r>
+      <w:r>
+        <w:rPr>
+          <w:rStyle w:val="NormalTok"/>
+        </w:rPr>
+        <w:t xml:space="preserve">    </w:t>
+      </w:r>
+      <w:r>
+        <w:rPr>
+          <w:rStyle w:val="FunctionTok"/>
+        </w:rPr>
+        <w:t xml:space="preserve">push!</w:t>
+      </w:r>
+      <w:r>
+        <w:rPr>
+          <w:rStyle w:val="NormalTok"/>
+        </w:rPr>
+        <w:t xml:space="preserve">(summary_rows, (</w:t>
+      </w:r>
+      <w:r>
+        <w:br/>
+      </w:r>
+      <w:r>
+        <w:rPr>
+          <w:rStyle w:val="NormalTok"/>
+        </w:rPr>
+        <w:t xml:space="preserve">        prey0</w:t>
+      </w:r>
+      <w:r>
+        <w:rPr>
+          <w:rStyle w:val="OperatorTok"/>
+        </w:rPr>
+        <w:t xml:space="preserve">=</w:t>
+      </w:r>
+      <w:r>
+        <w:rPr>
+          <w:rStyle w:val="NormalTok"/>
+        </w:rPr>
+        <w:t xml:space="preserve">initial_state[</w:t>
+      </w:r>
+      <w:r>
+        <w:rPr>
+          <w:rStyle w:val="FloatTok"/>
+        </w:rPr>
+        <w:t xml:space="preserve">1</w:t>
+      </w:r>
+      <w:r>
+        <w:rPr>
+          <w:rStyle w:val="NormalTok"/>
+        </w:rPr>
+        <w:t xml:space="preserve">],</w:t>
+      </w:r>
+      <w:r>
+        <w:br/>
+      </w:r>
+      <w:r>
+        <w:rPr>
+          <w:rStyle w:val="NormalTok"/>
+        </w:rPr>
+        <w:t xml:space="preserve">        predator0</w:t>
+      </w:r>
+      <w:r>
+        <w:rPr>
+          <w:rStyle w:val="OperatorTok"/>
+        </w:rPr>
+        <w:t xml:space="preserve">=</w:t>
+      </w:r>
+      <w:r>
+        <w:rPr>
+          <w:rStyle w:val="NormalTok"/>
+        </w:rPr>
+        <w:t xml:space="preserve">initial_state[</w:t>
+      </w:r>
+      <w:r>
+        <w:rPr>
+          <w:rStyle w:val="FloatTok"/>
+        </w:rPr>
+        <w:t xml:space="preserve">2</w:t>
+      </w:r>
+      <w:r>
+        <w:rPr>
+          <w:rStyle w:val="NormalTok"/>
+        </w:rPr>
+        <w:t xml:space="preserve">],</w:t>
+      </w:r>
+      <w:r>
+        <w:br/>
+      </w:r>
+      <w:r>
+        <w:rPr>
+          <w:rStyle w:val="NormalTok"/>
+        </w:rPr>
+        <w:t xml:space="preserve">        prey_min</w:t>
+      </w:r>
+      <w:r>
+        <w:rPr>
+          <w:rStyle w:val="OperatorTok"/>
+        </w:rPr>
+        <w:t xml:space="preserve">=</w:t>
+      </w:r>
+      <w:r>
+        <w:rPr>
+          <w:rStyle w:val="FunctionTok"/>
+        </w:rPr>
+        <w:t xml:space="preserve">minimum</w:t>
+      </w:r>
+      <w:r>
+        <w:rPr>
+          <w:rStyle w:val="NormalTok"/>
+        </w:rPr>
+        <w:t xml:space="preserve">(local_prey),</w:t>
+      </w:r>
+      <w:r>
+        <w:br/>
+      </w:r>
+      <w:r>
+        <w:rPr>
+          <w:rStyle w:val="NormalTok"/>
+        </w:rPr>
+        <w:t xml:space="preserve">        prey_max</w:t>
+      </w:r>
+      <w:r>
+        <w:rPr>
+          <w:rStyle w:val="OperatorTok"/>
+        </w:rPr>
+        <w:t xml:space="preserve">=</w:t>
+      </w:r>
+      <w:r>
+        <w:rPr>
+          <w:rStyle w:val="FunctionTok"/>
+        </w:rPr>
+        <w:t xml:space="preserve">maximum</w:t>
+      </w:r>
+      <w:r>
+        <w:rPr>
+          <w:rStyle w:val="NormalTok"/>
+        </w:rPr>
+        <w:t xml:space="preserve">(local_prey),</w:t>
+      </w:r>
+      <w:r>
+        <w:br/>
+      </w:r>
+      <w:r>
+        <w:rPr>
+          <w:rStyle w:val="NormalTok"/>
+        </w:rPr>
+        <w:t xml:space="preserve">        predator_min</w:t>
+      </w:r>
+      <w:r>
+        <w:rPr>
+          <w:rStyle w:val="OperatorTok"/>
+        </w:rPr>
+        <w:t xml:space="preserve">=</w:t>
+      </w:r>
+      <w:r>
+        <w:rPr>
+          <w:rStyle w:val="FunctionTok"/>
+        </w:rPr>
+        <w:t xml:space="preserve">minimum</w:t>
+      </w:r>
+      <w:r>
+        <w:rPr>
+          <w:rStyle w:val="NormalTok"/>
+        </w:rPr>
+        <w:t xml:space="preserve">(local_predator),</w:t>
+      </w:r>
+      <w:r>
+        <w:br/>
+      </w:r>
+      <w:r>
+        <w:rPr>
+          <w:rStyle w:val="NormalTok"/>
+        </w:rPr>
+        <w:t xml:space="preserve">        predator_max</w:t>
+      </w:r>
+      <w:r>
+        <w:rPr>
+          <w:rStyle w:val="OperatorTok"/>
+        </w:rPr>
+        <w:t xml:space="preserve">=</w:t>
+      </w:r>
+      <w:r>
+        <w:rPr>
+          <w:rStyle w:val="FunctionTok"/>
+        </w:rPr>
+        <w:t xml:space="preserve">maximum</w:t>
+      </w:r>
+      <w:r>
+        <w:rPr>
+          <w:rStyle w:val="NormalTok"/>
+        </w:rPr>
+        <w:t xml:space="preserve">(local_predator),</w:t>
+      </w:r>
+      <w:r>
+        <w:br/>
+      </w:r>
+      <w:r>
+        <w:rPr>
+          <w:rStyle w:val="NormalTok"/>
+        </w:rPr>
+        <w:t xml:space="preserve">        invariant_drift</w:t>
+      </w:r>
+      <w:r>
+        <w:rPr>
+          <w:rStyle w:val="OperatorTok"/>
+        </w:rPr>
+        <w:t xml:space="preserve">=</w:t>
+      </w:r>
+      <w:r>
+        <w:rPr>
+          <w:rStyle w:val="FunctionTok"/>
+        </w:rPr>
+        <w:t xml:space="preserve">maximum</w:t>
+      </w:r>
+      <w:r>
+        <w:rPr>
+          <w:rStyle w:val="NormalTok"/>
+        </w:rPr>
+        <w:t xml:space="preserve">(</w:t>
+      </w:r>
+      <w:r>
+        <w:br/>
+      </w:r>
+      <w:r>
+        <w:rPr>
+          <w:rStyle w:val="NormalTok"/>
+        </w:rPr>
+        <w:t xml:space="preserve">            </w:t>
+      </w:r>
+      <w:r>
+        <w:rPr>
+          <w:rStyle w:val="FunctionTok"/>
+        </w:rPr>
+        <w:t xml:space="preserve">abs</w:t>
+      </w:r>
+      <w:r>
+        <w:rPr>
+          <w:rStyle w:val="NormalTok"/>
+        </w:rPr>
+        <w:t xml:space="preserve">.(local_invariant </w:t>
+      </w:r>
+      <w:r>
+        <w:rPr>
+          <w:rStyle w:val="OperatorTok"/>
+        </w:rPr>
+        <w:t xml:space="preserve">.-</w:t>
+      </w:r>
+      <w:r>
+        <w:rPr>
+          <w:rStyle w:val="NormalTok"/>
+        </w:rPr>
+        <w:t xml:space="preserve"> </w:t>
+      </w:r>
+      <w:r>
+        <w:rPr>
+          <w:rStyle w:val="FunctionTok"/>
+        </w:rPr>
+        <w:t xml:space="preserve">first</w:t>
+      </w:r>
+      <w:r>
+        <w:rPr>
+          <w:rStyle w:val="NormalTok"/>
+        </w:rPr>
+        <w:t xml:space="preserve">(local_invariant))</w:t>
+      </w:r>
+      <w:r>
+        <w:br/>
+      </w:r>
+      <w:r>
+        <w:rPr>
+          <w:rStyle w:val="NormalTok"/>
+        </w:rPr>
+        <w:t xml:space="preserve">        ),</w:t>
+      </w:r>
+      <w:r>
+        <w:br/>
+      </w:r>
+      <w:r>
+        <w:rPr>
+          <w:rStyle w:val="NormalTok"/>
+        </w:rPr>
+        <w:t xml:space="preserve">    ))</w:t>
+      </w:r>
+      <w:r>
+        <w:br/>
+      </w:r>
+      <w:r>
+        <w:rPr>
+          <w:rStyle w:val="ControlFlowTok"/>
+        </w:rPr>
+        <w:t xml:space="preserve">end</w:t>
+      </w:r>
+      <w:r>
+        <w:br/>
+      </w:r>
+      <w:r>
+        <w:br/>
+      </w:r>
+      <w:r>
+        <w:rPr>
+          <w:rStyle w:val="NormalTok"/>
+        </w:rPr>
+        <w:t xml:space="preserve">initial_summary </w:t>
+      </w:r>
+      <w:r>
+        <w:rPr>
+          <w:rStyle w:val="OperatorTok"/>
+        </w:rPr>
+        <w:t xml:space="preserve">=</w:t>
+      </w:r>
+      <w:r>
+        <w:rPr>
+          <w:rStyle w:val="NormalTok"/>
+        </w:rPr>
+        <w:t xml:space="preserve"> </w:t>
+      </w:r>
+      <w:r>
+        <w:rPr>
+          <w:rStyle w:val="FunctionTok"/>
+        </w:rPr>
+        <w:t xml:space="preserve">DataFrame</w:t>
+      </w:r>
+      <w:r>
+        <w:rPr>
+          <w:rStyle w:val="NormalTok"/>
+        </w:rPr>
+        <w:t xml:space="preserve">(summary_rows)</w:t>
+      </w:r>
+      <w:r>
+        <w:br/>
+      </w:r>
+      <w:r>
+        <w:rPr>
+          <w:rStyle w:val="NormalTok"/>
+        </w:rPr>
+        <w:t xml:space="preserve">CSV.</w:t>
+      </w:r>
+      <w:r>
+        <w:rPr>
+          <w:rStyle w:val="FunctionTok"/>
+        </w:rPr>
+        <w:t xml:space="preserve">write</w:t>
+      </w:r>
+      <w:r>
+        <w:rPr>
+          <w:rStyle w:val="NormalTok"/>
+        </w:rPr>
+        <w:t xml:space="preserve">(</w:t>
+      </w:r>
+      <w:r>
+        <w:br/>
+      </w:r>
+      <w:r>
+        <w:rPr>
+          <w:rStyle w:val="NormalTok"/>
+        </w:rPr>
+        <w:t xml:space="preserve">    </w:t>
+      </w:r>
+      <w:r>
+        <w:rPr>
+          <w:rStyle w:val="FunctionTok"/>
+        </w:rPr>
+        <w:t xml:space="preserve">datadir</w:t>
+      </w:r>
+      <w:r>
+        <w:rPr>
+          <w:rStyle w:val="NormalTok"/>
+        </w:rPr>
+        <w:t xml:space="preserve">(script_name, </w:t>
+      </w:r>
+      <w:r>
+        <w:rPr>
+          <w:rStyle w:val="StringTok"/>
+        </w:rPr>
+        <w:t xml:space="preserve">"initial_conditions.csv"</w:t>
+      </w:r>
+      <w:r>
+        <w:rPr>
+          <w:rStyle w:val="NormalTok"/>
+        </w:rPr>
+        <w:t xml:space="preserve">),</w:t>
+      </w:r>
+      <w:r>
+        <w:br/>
+      </w:r>
+      <w:r>
+        <w:rPr>
+          <w:rStyle w:val="NormalTok"/>
+        </w:rPr>
+        <w:t xml:space="preserve">    initial_summary,</w:t>
+      </w:r>
+      <w:r>
+        <w:br/>
+      </w:r>
+      <w:r>
+        <w:rPr>
+          <w:rStyle w:val="NormalTok"/>
+        </w:rPr>
+        <w:t xml:space="preserve">)</w:t>
+      </w:r>
+    </w:p>
+    <w:p>
+      <w:pPr>
+        <w:pStyle w:val="FirstParagraph"/>
+      </w:pPr>
+      <w:r>
+        <w:t xml:space="preserve">Листинг 6 — Семейство начальных условий в</w:t>
+      </w:r>
+      <w:r>
+        <w:t xml:space="preserve"> </w:t>
+      </w:r>
+      <w:r>
+        <w:rPr>
+          <w:rStyle w:val="VerbatimChar"/>
+        </w:rPr>
+        <w:t xml:space="preserve">scripts/02_lotka_volterra.jl</w:t>
       </w:r>
     </w:p>
     <w:tbl>
@@ -9156,6 +12294,712 @@
         <w:t xml:space="preserve">текстовые результаты сохранены внутри файлов.</w:t>
       </w:r>
     </w:p>
+    <w:p>
+      <w:pPr>
+        <w:pStyle w:val="SourceCode"/>
+      </w:pPr>
+      <w:r>
+        <w:rPr>
+          <w:rStyle w:val="ImportTok"/>
+        </w:rPr>
+        <w:t xml:space="preserve">using</w:t>
+      </w:r>
+      <w:r>
+        <w:rPr>
+          <w:rStyle w:val="NormalTok"/>
+        </w:rPr>
+        <w:t xml:space="preserve"> </w:t>
+      </w:r>
+      <w:r>
+        <w:rPr>
+          <w:rStyle w:val="BuiltInTok"/>
+        </w:rPr>
+        <w:t xml:space="preserve">DrWatson</w:t>
+      </w:r>
+      <w:r>
+        <w:br/>
+      </w:r>
+      <w:r>
+        <w:rPr>
+          <w:rStyle w:val="PreprocessorTok"/>
+        </w:rPr>
+        <w:t xml:space="preserve">@quickactivate</w:t>
+      </w:r>
+      <w:r>
+        <w:rPr>
+          <w:rStyle w:val="NormalTok"/>
+        </w:rPr>
+        <w:t xml:space="preserve"> </w:t>
+      </w:r>
+      <w:r>
+        <w:rPr>
+          <w:rStyle w:val="StringTok"/>
+        </w:rPr>
+        <w:t xml:space="preserve">"project"</w:t>
+      </w:r>
+      <w:r>
+        <w:br/>
+      </w:r>
+      <w:r>
+        <w:rPr>
+          <w:rStyle w:val="ImportTok"/>
+        </w:rPr>
+        <w:t xml:space="preserve">using</w:t>
+      </w:r>
+      <w:r>
+        <w:rPr>
+          <w:rStyle w:val="NormalTok"/>
+        </w:rPr>
+        <w:t xml:space="preserve"> </w:t>
+      </w:r>
+      <w:r>
+        <w:rPr>
+          <w:rStyle w:val="BuiltInTok"/>
+        </w:rPr>
+        <w:t xml:space="preserve">Literate</w:t>
+      </w:r>
+      <w:r>
+        <w:br/>
+      </w:r>
+      <w:r>
+        <w:br/>
+      </w:r>
+      <w:r>
+        <w:rPr>
+          <w:rStyle w:val="KeywordTok"/>
+        </w:rPr>
+        <w:t xml:space="preserve">function</w:t>
+      </w:r>
+      <w:r>
+        <w:rPr>
+          <w:rStyle w:val="NormalTok"/>
+        </w:rPr>
+        <w:t xml:space="preserve"> </w:t>
+      </w:r>
+      <w:r>
+        <w:rPr>
+          <w:rStyle w:val="FunctionTok"/>
+        </w:rPr>
+        <w:t xml:space="preserve">generate_formats</w:t>
+      </w:r>
+      <w:r>
+        <w:rPr>
+          <w:rStyle w:val="NormalTok"/>
+        </w:rPr>
+        <w:t xml:space="preserve">(source</w:t>
+      </w:r>
+      <w:r>
+        <w:rPr>
+          <w:rStyle w:val="OperatorTok"/>
+        </w:rPr>
+        <w:t xml:space="preserve">::</w:t>
+      </w:r>
+      <w:r>
+        <w:rPr>
+          <w:rStyle w:val="DataTypeTok"/>
+        </w:rPr>
+        <w:t xml:space="preserve">AbstractString</w:t>
+      </w:r>
+      <w:r>
+        <w:rPr>
+          <w:rStyle w:val="NormalTok"/>
+        </w:rPr>
+        <w:t xml:space="preserve">)</w:t>
+      </w:r>
+      <w:r>
+        <w:br/>
+      </w:r>
+      <w:r>
+        <w:rPr>
+          <w:rStyle w:val="NormalTok"/>
+        </w:rPr>
+        <w:t xml:space="preserve">    </w:t>
+      </w:r>
+      <w:r>
+        <w:rPr>
+          <w:rStyle w:val="FunctionTok"/>
+        </w:rPr>
+        <w:t xml:space="preserve">isfile</w:t>
+      </w:r>
+      <w:r>
+        <w:rPr>
+          <w:rStyle w:val="NormalTok"/>
+        </w:rPr>
+        <w:t xml:space="preserve">(source) </w:t>
+      </w:r>
+      <w:r>
+        <w:rPr>
+          <w:rStyle w:val="OperatorTok"/>
+        </w:rPr>
+        <w:t xml:space="preserve">||</w:t>
+      </w:r>
+      <w:r>
+        <w:rPr>
+          <w:rStyle w:val="NormalTok"/>
+        </w:rPr>
+        <w:t xml:space="preserve"> </w:t>
+      </w:r>
+      <w:r>
+        <w:rPr>
+          <w:rStyle w:val="FunctionTok"/>
+        </w:rPr>
+        <w:t xml:space="preserve">error</w:t>
+      </w:r>
+      <w:r>
+        <w:rPr>
+          <w:rStyle w:val="NormalTok"/>
+        </w:rPr>
+        <w:t xml:space="preserve">(</w:t>
+      </w:r>
+      <w:r>
+        <w:rPr>
+          <w:rStyle w:val="StringTok"/>
+        </w:rPr>
+        <w:t xml:space="preserve">"Source file not found: </w:t>
+      </w:r>
+      <w:r>
+        <w:rPr>
+          <w:rStyle w:val="SpecialCharTok"/>
+        </w:rPr>
+        <w:t xml:space="preserve">$</w:t>
+      </w:r>
+      <w:r>
+        <w:rPr>
+          <w:rStyle w:val="NormalTok"/>
+        </w:rPr>
+        <w:t xml:space="preserve">(source)</w:t>
+      </w:r>
+      <w:r>
+        <w:rPr>
+          <w:rStyle w:val="StringTok"/>
+        </w:rPr>
+        <w:t xml:space="preserve">"</w:t>
+      </w:r>
+      <w:r>
+        <w:rPr>
+          <w:rStyle w:val="NormalTok"/>
+        </w:rPr>
+        <w:t xml:space="preserve">)</w:t>
+      </w:r>
+      <w:r>
+        <w:br/>
+      </w:r>
+      <w:r>
+        <w:rPr>
+          <w:rStyle w:val="NormalTok"/>
+        </w:rPr>
+        <w:t xml:space="preserve">    name </w:t>
+      </w:r>
+      <w:r>
+        <w:rPr>
+          <w:rStyle w:val="OperatorTok"/>
+        </w:rPr>
+        <w:t xml:space="preserve">=</w:t>
+      </w:r>
+      <w:r>
+        <w:rPr>
+          <w:rStyle w:val="NormalTok"/>
+        </w:rPr>
+        <w:t xml:space="preserve"> </w:t>
+      </w:r>
+      <w:r>
+        <w:rPr>
+          <w:rStyle w:val="FunctionTok"/>
+        </w:rPr>
+        <w:t xml:space="preserve">splitext</w:t>
+      </w:r>
+      <w:r>
+        <w:rPr>
+          <w:rStyle w:val="NormalTok"/>
+        </w:rPr>
+        <w:t xml:space="preserve">(</w:t>
+      </w:r>
+      <w:r>
+        <w:rPr>
+          <w:rStyle w:val="FunctionTok"/>
+        </w:rPr>
+        <w:t xml:space="preserve">basename</w:t>
+      </w:r>
+      <w:r>
+        <w:rPr>
+          <w:rStyle w:val="NormalTok"/>
+        </w:rPr>
+        <w:t xml:space="preserve">(source))[</w:t>
+      </w:r>
+      <w:r>
+        <w:rPr>
+          <w:rStyle w:val="FloatTok"/>
+        </w:rPr>
+        <w:t xml:space="preserve">1</w:t>
+      </w:r>
+      <w:r>
+        <w:rPr>
+          <w:rStyle w:val="NormalTok"/>
+        </w:rPr>
+        <w:t xml:space="preserve">]</w:t>
+      </w:r>
+      <w:r>
+        <w:br/>
+      </w:r>
+      <w:r>
+        <w:rPr>
+          <w:rStyle w:val="NormalTok"/>
+        </w:rPr>
+        <w:t xml:space="preserve">    clean_dir </w:t>
+      </w:r>
+      <w:r>
+        <w:rPr>
+          <w:rStyle w:val="OperatorTok"/>
+        </w:rPr>
+        <w:t xml:space="preserve">=</w:t>
+      </w:r>
+      <w:r>
+        <w:rPr>
+          <w:rStyle w:val="NormalTok"/>
+        </w:rPr>
+        <w:t xml:space="preserve"> </w:t>
+      </w:r>
+      <w:r>
+        <w:rPr>
+          <w:rStyle w:val="FunctionTok"/>
+        </w:rPr>
+        <w:t xml:space="preserve">scriptsdir</w:t>
+      </w:r>
+      <w:r>
+        <w:rPr>
+          <w:rStyle w:val="NormalTok"/>
+        </w:rPr>
+        <w:t xml:space="preserve">(name)</w:t>
+      </w:r>
+      <w:r>
+        <w:br/>
+      </w:r>
+      <w:r>
+        <w:rPr>
+          <w:rStyle w:val="NormalTok"/>
+        </w:rPr>
+        <w:t xml:space="preserve">    quarto_dir </w:t>
+      </w:r>
+      <w:r>
+        <w:rPr>
+          <w:rStyle w:val="OperatorTok"/>
+        </w:rPr>
+        <w:t xml:space="preserve">=</w:t>
+      </w:r>
+      <w:r>
+        <w:rPr>
+          <w:rStyle w:val="NormalTok"/>
+        </w:rPr>
+        <w:t xml:space="preserve"> </w:t>
+      </w:r>
+      <w:r>
+        <w:rPr>
+          <w:rStyle w:val="FunctionTok"/>
+        </w:rPr>
+        <w:t xml:space="preserve">projectdir</w:t>
+      </w:r>
+      <w:r>
+        <w:rPr>
+          <w:rStyle w:val="NormalTok"/>
+        </w:rPr>
+        <w:t xml:space="preserve">(</w:t>
+      </w:r>
+      <w:r>
+        <w:rPr>
+          <w:rStyle w:val="StringTok"/>
+        </w:rPr>
+        <w:t xml:space="preserve">"markdown"</w:t>
+      </w:r>
+      <w:r>
+        <w:rPr>
+          <w:rStyle w:val="NormalTok"/>
+        </w:rPr>
+        <w:t xml:space="preserve">, name)</w:t>
+      </w:r>
+      <w:r>
+        <w:br/>
+      </w:r>
+      <w:r>
+        <w:rPr>
+          <w:rStyle w:val="NormalTok"/>
+        </w:rPr>
+        <w:t xml:space="preserve">    notebook_dir </w:t>
+      </w:r>
+      <w:r>
+        <w:rPr>
+          <w:rStyle w:val="OperatorTok"/>
+        </w:rPr>
+        <w:t xml:space="preserve">=</w:t>
+      </w:r>
+      <w:r>
+        <w:rPr>
+          <w:rStyle w:val="NormalTok"/>
+        </w:rPr>
+        <w:t xml:space="preserve"> </w:t>
+      </w:r>
+      <w:r>
+        <w:rPr>
+          <w:rStyle w:val="FunctionTok"/>
+        </w:rPr>
+        <w:t xml:space="preserve">projectdir</w:t>
+      </w:r>
+      <w:r>
+        <w:rPr>
+          <w:rStyle w:val="NormalTok"/>
+        </w:rPr>
+        <w:t xml:space="preserve">(</w:t>
+      </w:r>
+      <w:r>
+        <w:rPr>
+          <w:rStyle w:val="StringTok"/>
+        </w:rPr>
+        <w:t xml:space="preserve">"notebooks"</w:t>
+      </w:r>
+      <w:r>
+        <w:rPr>
+          <w:rStyle w:val="NormalTok"/>
+        </w:rPr>
+        <w:t xml:space="preserve">, name)</w:t>
+      </w:r>
+      <w:r>
+        <w:br/>
+      </w:r>
+      <w:r>
+        <w:rPr>
+          <w:rStyle w:val="NormalTok"/>
+        </w:rPr>
+        <w:t xml:space="preserve">    </w:t>
+      </w:r>
+      <w:r>
+        <w:rPr>
+          <w:rStyle w:val="FunctionTok"/>
+        </w:rPr>
+        <w:t xml:space="preserve">foreach</w:t>
+      </w:r>
+      <w:r>
+        <w:rPr>
+          <w:rStyle w:val="NormalTok"/>
+        </w:rPr>
+        <w:t xml:space="preserve">(mkpath, (clean_dir, quarto_dir, notebook_dir))</w:t>
+      </w:r>
+      <w:r>
+        <w:br/>
+      </w:r>
+      <w:r>
+        <w:rPr>
+          <w:rStyle w:val="NormalTok"/>
+        </w:rPr>
+        <w:t xml:space="preserve">    Literate.</w:t>
+      </w:r>
+      <w:r>
+        <w:rPr>
+          <w:rStyle w:val="FunctionTok"/>
+        </w:rPr>
+        <w:t xml:space="preserve">script</w:t>
+      </w:r>
+      <w:r>
+        <w:rPr>
+          <w:rStyle w:val="NormalTok"/>
+        </w:rPr>
+        <w:t xml:space="preserve">(source, clean_dir; name</w:t>
+      </w:r>
+      <w:r>
+        <w:rPr>
+          <w:rStyle w:val="OperatorTok"/>
+        </w:rPr>
+        <w:t xml:space="preserve">=</w:t>
+      </w:r>
+      <w:r>
+        <w:rPr>
+          <w:rStyle w:val="NormalTok"/>
+        </w:rPr>
+        <w:t xml:space="preserve">name, credit</w:t>
+      </w:r>
+      <w:r>
+        <w:rPr>
+          <w:rStyle w:val="OperatorTok"/>
+        </w:rPr>
+        <w:t xml:space="preserve">=</w:t>
+      </w:r>
+      <w:r>
+        <w:rPr>
+          <w:rStyle w:val="ConstantTok"/>
+        </w:rPr>
+        <w:t xml:space="preserve">false</w:t>
+      </w:r>
+      <w:r>
+        <w:rPr>
+          <w:rStyle w:val="NormalTok"/>
+        </w:rPr>
+        <w:t xml:space="preserve">)</w:t>
+      </w:r>
+      <w:r>
+        <w:br/>
+      </w:r>
+      <w:r>
+        <w:rPr>
+          <w:rStyle w:val="NormalTok"/>
+        </w:rPr>
+        <w:t xml:space="preserve">    Literate.</w:t>
+      </w:r>
+      <w:r>
+        <w:rPr>
+          <w:rStyle w:val="FunctionTok"/>
+        </w:rPr>
+        <w:t xml:space="preserve">notebook</w:t>
+      </w:r>
+      <w:r>
+        <w:rPr>
+          <w:rStyle w:val="NormalTok"/>
+        </w:rPr>
+        <w:t xml:space="preserve">(</w:t>
+      </w:r>
+      <w:r>
+        <w:br/>
+      </w:r>
+      <w:r>
+        <w:rPr>
+          <w:rStyle w:val="NormalTok"/>
+        </w:rPr>
+        <w:t xml:space="preserve">        source, notebook_dir; name</w:t>
+      </w:r>
+      <w:r>
+        <w:rPr>
+          <w:rStyle w:val="OperatorTok"/>
+        </w:rPr>
+        <w:t xml:space="preserve">=</w:t>
+      </w:r>
+      <w:r>
+        <w:rPr>
+          <w:rStyle w:val="NormalTok"/>
+        </w:rPr>
+        <w:t xml:space="preserve">name, execute</w:t>
+      </w:r>
+      <w:r>
+        <w:rPr>
+          <w:rStyle w:val="OperatorTok"/>
+        </w:rPr>
+        <w:t xml:space="preserve">=</w:t>
+      </w:r>
+      <w:r>
+        <w:rPr>
+          <w:rStyle w:val="ConstantTok"/>
+        </w:rPr>
+        <w:t xml:space="preserve">false</w:t>
+      </w:r>
+      <w:r>
+        <w:rPr>
+          <w:rStyle w:val="NormalTok"/>
+        </w:rPr>
+        <w:t xml:space="preserve">, credit</w:t>
+      </w:r>
+      <w:r>
+        <w:rPr>
+          <w:rStyle w:val="OperatorTok"/>
+        </w:rPr>
+        <w:t xml:space="preserve">=</w:t>
+      </w:r>
+      <w:r>
+        <w:rPr>
+          <w:rStyle w:val="ConstantTok"/>
+        </w:rPr>
+        <w:t xml:space="preserve">false</w:t>
+      </w:r>
+      <w:r>
+        <w:br/>
+      </w:r>
+      <w:r>
+        <w:rPr>
+          <w:rStyle w:val="NormalTok"/>
+        </w:rPr>
+        <w:t xml:space="preserve">    )</w:t>
+      </w:r>
+      <w:r>
+        <w:br/>
+      </w:r>
+      <w:r>
+        <w:rPr>
+          <w:rStyle w:val="NormalTok"/>
+        </w:rPr>
+        <w:t xml:space="preserve">    Literate.</w:t>
+      </w:r>
+      <w:r>
+        <w:rPr>
+          <w:rStyle w:val="FunctionTok"/>
+        </w:rPr>
+        <w:t xml:space="preserve">markdown</w:t>
+      </w:r>
+      <w:r>
+        <w:rPr>
+          <w:rStyle w:val="NormalTok"/>
+        </w:rPr>
+        <w:t xml:space="preserve">(</w:t>
+      </w:r>
+      <w:r>
+        <w:br/>
+      </w:r>
+      <w:r>
+        <w:rPr>
+          <w:rStyle w:val="NormalTok"/>
+        </w:rPr>
+        <w:t xml:space="preserve">        source,</w:t>
+      </w:r>
+      <w:r>
+        <w:br/>
+      </w:r>
+      <w:r>
+        <w:rPr>
+          <w:rStyle w:val="NormalTok"/>
+        </w:rPr>
+        <w:t xml:space="preserve">        quarto_dir;</w:t>
+      </w:r>
+      <w:r>
+        <w:br/>
+      </w:r>
+      <w:r>
+        <w:rPr>
+          <w:rStyle w:val="NormalTok"/>
+        </w:rPr>
+        <w:t xml:space="preserve">        name</w:t>
+      </w:r>
+      <w:r>
+        <w:rPr>
+          <w:rStyle w:val="OperatorTok"/>
+        </w:rPr>
+        <w:t xml:space="preserve">=</w:t>
+      </w:r>
+      <w:r>
+        <w:rPr>
+          <w:rStyle w:val="NormalTok"/>
+        </w:rPr>
+        <w:t xml:space="preserve">name,</w:t>
+      </w:r>
+      <w:r>
+        <w:br/>
+      </w:r>
+      <w:r>
+        <w:rPr>
+          <w:rStyle w:val="NormalTok"/>
+        </w:rPr>
+        <w:t xml:space="preserve">        flavor</w:t>
+      </w:r>
+      <w:r>
+        <w:rPr>
+          <w:rStyle w:val="OperatorTok"/>
+        </w:rPr>
+        <w:t xml:space="preserve">=</w:t>
+      </w:r>
+      <w:r>
+        <w:rPr>
+          <w:rStyle w:val="NormalTok"/>
+        </w:rPr>
+        <w:t xml:space="preserve">Literate.</w:t>
+      </w:r>
+      <w:r>
+        <w:rPr>
+          <w:rStyle w:val="FunctionTok"/>
+        </w:rPr>
+        <w:t xml:space="preserve">QuartoFlavor</w:t>
+      </w:r>
+      <w:r>
+        <w:rPr>
+          <w:rStyle w:val="NormalTok"/>
+        </w:rPr>
+        <w:t xml:space="preserve">(),</w:t>
+      </w:r>
+      <w:r>
+        <w:br/>
+      </w:r>
+      <w:r>
+        <w:rPr>
+          <w:rStyle w:val="NormalTok"/>
+        </w:rPr>
+        <w:t xml:space="preserve">        credit</w:t>
+      </w:r>
+      <w:r>
+        <w:rPr>
+          <w:rStyle w:val="OperatorTok"/>
+        </w:rPr>
+        <w:t xml:space="preserve">=</w:t>
+      </w:r>
+      <w:r>
+        <w:rPr>
+          <w:rStyle w:val="ConstantTok"/>
+        </w:rPr>
+        <w:t xml:space="preserve">false</w:t>
+      </w:r>
+      <w:r>
+        <w:rPr>
+          <w:rStyle w:val="NormalTok"/>
+        </w:rPr>
+        <w:t xml:space="preserve">,</w:t>
+      </w:r>
+      <w:r>
+        <w:br/>
+      </w:r>
+      <w:r>
+        <w:rPr>
+          <w:rStyle w:val="NormalTok"/>
+        </w:rPr>
+        <w:t xml:space="preserve">    )</w:t>
+      </w:r>
+      <w:r>
+        <w:br/>
+      </w:r>
+      <w:r>
+        <w:rPr>
+          <w:rStyle w:val="KeywordTok"/>
+        </w:rPr>
+        <w:t xml:space="preserve">end</w:t>
+      </w:r>
+      <w:r>
+        <w:br/>
+      </w:r>
+      <w:r>
+        <w:br/>
+      </w:r>
+      <w:r>
+        <w:rPr>
+          <w:rStyle w:val="FunctionTok"/>
+        </w:rPr>
+        <w:t xml:space="preserve">foreach</w:t>
+      </w:r>
+      <w:r>
+        <w:rPr>
+          <w:rStyle w:val="NormalTok"/>
+        </w:rPr>
+        <w:t xml:space="preserve">(generate_formats, </w:t>
+      </w:r>
+      <w:r>
+        <w:rPr>
+          <w:rStyle w:val="ConstantTok"/>
+        </w:rPr>
+        <w:t xml:space="preserve">ARGS</w:t>
+      </w:r>
+      <w:r>
+        <w:rPr>
+          <w:rStyle w:val="NormalTok"/>
+        </w:rPr>
+        <w:t xml:space="preserve">)</w:t>
+      </w:r>
+    </w:p>
+    <w:p>
+      <w:pPr>
+        <w:pStyle w:val="FirstParagraph"/>
+      </w:pPr>
+      <w:r>
+        <w:t xml:space="preserve">Листинг 7 — Генератор Julia, QMD и IPYNB</w:t>
+      </w:r>
+      <w:r>
+        <w:t xml:space="preserve"> </w:t>
+      </w:r>
+      <w:r>
+        <w:rPr>
+          <w:rStyle w:val="VerbatimChar"/>
+        </w:rPr>
+        <w:t xml:space="preserve">scripts/tangle.jl</w:t>
+      </w:r>
+    </w:p>
     <w:tbl>
       <w:tblPr>
         <w:tblStyle w:val="Table"/>
@@ -9859,6 +13703,216 @@
         <w:rPr>
           <w:rStyle w:val="PreprocessorTok"/>
         </w:rPr>
+        <w:t xml:space="preserve">@testset</w:t>
+      </w:r>
+      <w:r>
+        <w:rPr>
+          <w:rStyle w:val="NormalTok"/>
+        </w:rPr>
+        <w:t xml:space="preserve"> </w:t>
+      </w:r>
+      <w:r>
+        <w:rPr>
+          <w:rStyle w:val="StringTok"/>
+        </w:rPr>
+        <w:t xml:space="preserve">"SIR model"</w:t>
+      </w:r>
+      <w:r>
+        <w:rPr>
+          <w:rStyle w:val="NormalTok"/>
+        </w:rPr>
+        <w:t xml:space="preserve"> </w:t>
+      </w:r>
+      <w:r>
+        <w:rPr>
+          <w:rStyle w:val="ControlFlowTok"/>
+        </w:rPr>
+        <w:t xml:space="preserve">begin</w:t>
+      </w:r>
+      <w:r>
+        <w:br/>
+      </w:r>
+      <w:r>
+        <w:rPr>
+          <w:rStyle w:val="NormalTok"/>
+        </w:rPr>
+        <w:t xml:space="preserve">    du </w:t>
+      </w:r>
+      <w:r>
+        <w:rPr>
+          <w:rStyle w:val="OperatorTok"/>
+        </w:rPr>
+        <w:t xml:space="preserve">=</w:t>
+      </w:r>
+      <w:r>
+        <w:rPr>
+          <w:rStyle w:val="NormalTok"/>
+        </w:rPr>
+        <w:t xml:space="preserve"> </w:t>
+      </w:r>
+      <w:r>
+        <w:rPr>
+          <w:rStyle w:val="FunctionTok"/>
+        </w:rPr>
+        <w:t xml:space="preserve">zeros</w:t>
+      </w:r>
+      <w:r>
+        <w:rPr>
+          <w:rStyle w:val="NormalTok"/>
+        </w:rPr>
+        <w:t xml:space="preserve">(</w:t>
+      </w:r>
+      <w:r>
+        <w:rPr>
+          <w:rStyle w:val="FloatTok"/>
+        </w:rPr>
+        <w:t xml:space="preserve">3</w:t>
+      </w:r>
+      <w:r>
+        <w:rPr>
+          <w:rStyle w:val="NormalTok"/>
+        </w:rPr>
+        <w:t xml:space="preserve">)</w:t>
+      </w:r>
+      <w:r>
+        <w:br/>
+      </w:r>
+      <w:r>
+        <w:rPr>
+          <w:rStyle w:val="NormalTok"/>
+        </w:rPr>
+        <w:t xml:space="preserve">    state </w:t>
+      </w:r>
+      <w:r>
+        <w:rPr>
+          <w:rStyle w:val="OperatorTok"/>
+        </w:rPr>
+        <w:t xml:space="preserve">=</w:t>
+      </w:r>
+      <w:r>
+        <w:rPr>
+          <w:rStyle w:val="NormalTok"/>
+        </w:rPr>
+        <w:t xml:space="preserve"> [</w:t>
+      </w:r>
+      <w:r>
+        <w:rPr>
+          <w:rStyle w:val="FloatTok"/>
+        </w:rPr>
+        <w:t xml:space="preserve">990.0</w:t>
+      </w:r>
+      <w:r>
+        <w:rPr>
+          <w:rStyle w:val="NormalTok"/>
+        </w:rPr>
+        <w:t xml:space="preserve">, </w:t>
+      </w:r>
+      <w:r>
+        <w:rPr>
+          <w:rStyle w:val="FloatTok"/>
+        </w:rPr>
+        <w:t xml:space="preserve">10.0</w:t>
+      </w:r>
+      <w:r>
+        <w:rPr>
+          <w:rStyle w:val="NormalTok"/>
+        </w:rPr>
+        <w:t xml:space="preserve">, </w:t>
+      </w:r>
+      <w:r>
+        <w:rPr>
+          <w:rStyle w:val="FloatTok"/>
+        </w:rPr>
+        <w:t xml:space="preserve">0.0</w:t>
+      </w:r>
+      <w:r>
+        <w:rPr>
+          <w:rStyle w:val="NormalTok"/>
+        </w:rPr>
+        <w:t xml:space="preserve">]</w:t>
+      </w:r>
+      <w:r>
+        <w:br/>
+      </w:r>
+      <w:r>
+        <w:rPr>
+          <w:rStyle w:val="NormalTok"/>
+        </w:rPr>
+        <w:t xml:space="preserve">    </w:t>
+      </w:r>
+      <w:r>
+        <w:rPr>
+          <w:rStyle w:val="FunctionTok"/>
+        </w:rPr>
+        <w:t xml:space="preserve">sir!</w:t>
+      </w:r>
+      <w:r>
+        <w:rPr>
+          <w:rStyle w:val="NormalTok"/>
+        </w:rPr>
+        <w:t xml:space="preserve">(du, state, (</w:t>
+      </w:r>
+      <w:r>
+        <w:rPr>
+          <w:rStyle w:val="FloatTok"/>
+        </w:rPr>
+        <w:t xml:space="preserve">0.05</w:t>
+      </w:r>
+      <w:r>
+        <w:rPr>
+          <w:rStyle w:val="NormalTok"/>
+        </w:rPr>
+        <w:t xml:space="preserve">, </w:t>
+      </w:r>
+      <w:r>
+        <w:rPr>
+          <w:rStyle w:val="FloatTok"/>
+        </w:rPr>
+        <w:t xml:space="preserve">10.0</w:t>
+      </w:r>
+      <w:r>
+        <w:rPr>
+          <w:rStyle w:val="NormalTok"/>
+        </w:rPr>
+        <w:t xml:space="preserve">, </w:t>
+      </w:r>
+      <w:r>
+        <w:rPr>
+          <w:rStyle w:val="FloatTok"/>
+        </w:rPr>
+        <w:t xml:space="preserve">0.25</w:t>
+      </w:r>
+      <w:r>
+        <w:rPr>
+          <w:rStyle w:val="NormalTok"/>
+        </w:rPr>
+        <w:t xml:space="preserve">), </w:t>
+      </w:r>
+      <w:r>
+        <w:rPr>
+          <w:rStyle w:val="FloatTok"/>
+        </w:rPr>
+        <w:t xml:space="preserve">0.0</w:t>
+      </w:r>
+      <w:r>
+        <w:rPr>
+          <w:rStyle w:val="NormalTok"/>
+        </w:rPr>
+        <w:t xml:space="preserve">)</w:t>
+      </w:r>
+      <w:r>
+        <w:br/>
+      </w:r>
+      <w:r>
+        <w:rPr>
+          <w:rStyle w:val="NormalTok"/>
+        </w:rPr>
+        <w:t xml:space="preserve">    </w:t>
+      </w:r>
+      <w:r>
+        <w:rPr>
+          <w:rStyle w:val="PreprocessorTok"/>
+        </w:rPr>
         <w:t xml:space="preserve">@test</w:t>
       </w:r>
       <w:r>
@@ -9871,6 +13925,507 @@
         <w:rPr>
           <w:rStyle w:val="FunctionTok"/>
         </w:rPr>
+        <w:t xml:space="preserve">sum</w:t>
+      </w:r>
+      <w:r>
+        <w:rPr>
+          <w:rStyle w:val="NormalTok"/>
+        </w:rPr>
+        <w:t xml:space="preserve">(du) </w:t>
+      </w:r>
+      <w:r>
+        <w:rPr>
+          <w:rStyle w:val="OperatorTok"/>
+        </w:rPr>
+        <w:t xml:space="preserve">≈</w:t>
+      </w:r>
+      <w:r>
+        <w:rPr>
+          <w:rStyle w:val="NormalTok"/>
+        </w:rPr>
+        <w:t xml:space="preserve"> </w:t>
+      </w:r>
+      <w:r>
+        <w:rPr>
+          <w:rStyle w:val="FloatTok"/>
+        </w:rPr>
+        <w:t xml:space="preserve">0.0</w:t>
+      </w:r>
+      <w:r>
+        <w:rPr>
+          <w:rStyle w:val="NormalTok"/>
+        </w:rPr>
+        <w:t xml:space="preserve"> atol</w:t>
+      </w:r>
+      <w:r>
+        <w:rPr>
+          <w:rStyle w:val="OperatorTok"/>
+        </w:rPr>
+        <w:t xml:space="preserve">=</w:t>
+      </w:r>
+      <w:r>
+        <w:rPr>
+          <w:rStyle w:val="FloatTok"/>
+        </w:rPr>
+        <w:t xml:space="preserve">1e-12</w:t>
+      </w:r>
+      <w:r>
+        <w:br/>
+      </w:r>
+      <w:r>
+        <w:rPr>
+          <w:rStyle w:val="NormalTok"/>
+        </w:rPr>
+        <w:t xml:space="preserve">    </w:t>
+      </w:r>
+      <w:r>
+        <w:rPr>
+          <w:rStyle w:val="PreprocessorTok"/>
+        </w:rPr>
+        <w:t xml:space="preserve">@test</w:t>
+      </w:r>
+      <w:r>
+        <w:rPr>
+          <w:rStyle w:val="NormalTok"/>
+        </w:rPr>
+        <w:t xml:space="preserve"> </w:t>
+      </w:r>
+      <w:r>
+        <w:rPr>
+          <w:rStyle w:val="FunctionTok"/>
+        </w:rPr>
+        <w:t xml:space="preserve">basic_reproduction_number</w:t>
+      </w:r>
+      <w:r>
+        <w:rPr>
+          <w:rStyle w:val="NormalTok"/>
+        </w:rPr>
+        <w:t xml:space="preserve">(</w:t>
+      </w:r>
+      <w:r>
+        <w:rPr>
+          <w:rStyle w:val="FloatTok"/>
+        </w:rPr>
+        <w:t xml:space="preserve">0.05</w:t>
+      </w:r>
+      <w:r>
+        <w:rPr>
+          <w:rStyle w:val="NormalTok"/>
+        </w:rPr>
+        <w:t xml:space="preserve">, </w:t>
+      </w:r>
+      <w:r>
+        <w:rPr>
+          <w:rStyle w:val="FloatTok"/>
+        </w:rPr>
+        <w:t xml:space="preserve">10.0</w:t>
+      </w:r>
+      <w:r>
+        <w:rPr>
+          <w:rStyle w:val="NormalTok"/>
+        </w:rPr>
+        <w:t xml:space="preserve">, </w:t>
+      </w:r>
+      <w:r>
+        <w:rPr>
+          <w:rStyle w:val="FloatTok"/>
+        </w:rPr>
+        <w:t xml:space="preserve">0.25</w:t>
+      </w:r>
+      <w:r>
+        <w:rPr>
+          <w:rStyle w:val="NormalTok"/>
+        </w:rPr>
+        <w:t xml:space="preserve">) </w:t>
+      </w:r>
+      <w:r>
+        <w:rPr>
+          <w:rStyle w:val="OperatorTok"/>
+        </w:rPr>
+        <w:t xml:space="preserve">≈</w:t>
+      </w:r>
+      <w:r>
+        <w:rPr>
+          <w:rStyle w:val="NormalTok"/>
+        </w:rPr>
+        <w:t xml:space="preserve"> </w:t>
+      </w:r>
+      <w:r>
+        <w:rPr>
+          <w:rStyle w:val="FloatTok"/>
+        </w:rPr>
+        <w:t xml:space="preserve">2.0</w:t>
+      </w:r>
+      <w:r>
+        <w:br/>
+      </w:r>
+      <w:r>
+        <w:rPr>
+          <w:rStyle w:val="NormalTok"/>
+        </w:rPr>
+        <w:t xml:space="preserve">    </w:t>
+      </w:r>
+      <w:r>
+        <w:rPr>
+          <w:rStyle w:val="PreprocessorTok"/>
+        </w:rPr>
+        <w:t xml:space="preserve">@test</w:t>
+      </w:r>
+      <w:r>
+        <w:rPr>
+          <w:rStyle w:val="NormalTok"/>
+        </w:rPr>
+        <w:t xml:space="preserve"> </w:t>
+      </w:r>
+      <w:r>
+        <w:rPr>
+          <w:rStyle w:val="FunctionTok"/>
+        </w:rPr>
+        <w:t xml:space="preserve">effective_reproduction_number</w:t>
+      </w:r>
+      <w:r>
+        <w:rPr>
+          <w:rStyle w:val="NormalTok"/>
+        </w:rPr>
+        <w:t xml:space="preserve">(</w:t>
+      </w:r>
+      <w:r>
+        <w:rPr>
+          <w:rStyle w:val="FloatTok"/>
+        </w:rPr>
+        <w:t xml:space="preserve">500.0</w:t>
+      </w:r>
+      <w:r>
+        <w:rPr>
+          <w:rStyle w:val="NormalTok"/>
+        </w:rPr>
+        <w:t xml:space="preserve">, </w:t>
+      </w:r>
+      <w:r>
+        <w:rPr>
+          <w:rStyle w:val="FloatTok"/>
+        </w:rPr>
+        <w:t xml:space="preserve">1000.0</w:t>
+      </w:r>
+      <w:r>
+        <w:rPr>
+          <w:rStyle w:val="NormalTok"/>
+        </w:rPr>
+        <w:t xml:space="preserve">, </w:t>
+      </w:r>
+      <w:r>
+        <w:rPr>
+          <w:rStyle w:val="FloatTok"/>
+        </w:rPr>
+        <w:t xml:space="preserve">2.0</w:t>
+      </w:r>
+      <w:r>
+        <w:rPr>
+          <w:rStyle w:val="NormalTok"/>
+        </w:rPr>
+        <w:t xml:space="preserve">) </w:t>
+      </w:r>
+      <w:r>
+        <w:rPr>
+          <w:rStyle w:val="OperatorTok"/>
+        </w:rPr>
+        <w:t xml:space="preserve">≈</w:t>
+      </w:r>
+      <w:r>
+        <w:rPr>
+          <w:rStyle w:val="NormalTok"/>
+        </w:rPr>
+        <w:t xml:space="preserve"> </w:t>
+      </w:r>
+      <w:r>
+        <w:rPr>
+          <w:rStyle w:val="FloatTok"/>
+        </w:rPr>
+        <w:t xml:space="preserve">1.0</w:t>
+      </w:r>
+      <w:r>
+        <w:br/>
+      </w:r>
+      <w:r>
+        <w:br/>
+      </w:r>
+      <w:r>
+        <w:rPr>
+          <w:rStyle w:val="NormalTok"/>
+        </w:rPr>
+        <w:t xml:space="preserve">    problem </w:t>
+      </w:r>
+      <w:r>
+        <w:rPr>
+          <w:rStyle w:val="OperatorTok"/>
+        </w:rPr>
+        <w:t xml:space="preserve">=</w:t>
+      </w:r>
+      <w:r>
+        <w:rPr>
+          <w:rStyle w:val="NormalTok"/>
+        </w:rPr>
+        <w:t xml:space="preserve"> </w:t>
+      </w:r>
+      <w:r>
+        <w:rPr>
+          <w:rStyle w:val="FunctionTok"/>
+        </w:rPr>
+        <w:t xml:space="preserve">ODEProblem</w:t>
+      </w:r>
+      <w:r>
+        <w:rPr>
+          <w:rStyle w:val="NormalTok"/>
+        </w:rPr>
+        <w:t xml:space="preserve">(</w:t>
+      </w:r>
+      <w:r>
+        <w:br/>
+      </w:r>
+      <w:r>
+        <w:rPr>
+          <w:rStyle w:val="NormalTok"/>
+        </w:rPr>
+        <w:t xml:space="preserve">        sir!, state, (</w:t>
+      </w:r>
+      <w:r>
+        <w:rPr>
+          <w:rStyle w:val="FloatTok"/>
+        </w:rPr>
+        <w:t xml:space="preserve">0.0</w:t>
+      </w:r>
+      <w:r>
+        <w:rPr>
+          <w:rStyle w:val="NormalTok"/>
+        </w:rPr>
+        <w:t xml:space="preserve">, </w:t>
+      </w:r>
+      <w:r>
+        <w:rPr>
+          <w:rStyle w:val="FloatTok"/>
+        </w:rPr>
+        <w:t xml:space="preserve">80.0</w:t>
+      </w:r>
+      <w:r>
+        <w:rPr>
+          <w:rStyle w:val="NormalTok"/>
+        </w:rPr>
+        <w:t xml:space="preserve">), (</w:t>
+      </w:r>
+      <w:r>
+        <w:rPr>
+          <w:rStyle w:val="FloatTok"/>
+        </w:rPr>
+        <w:t xml:space="preserve">0.05</w:t>
+      </w:r>
+      <w:r>
+        <w:rPr>
+          <w:rStyle w:val="NormalTok"/>
+        </w:rPr>
+        <w:t xml:space="preserve">, </w:t>
+      </w:r>
+      <w:r>
+        <w:rPr>
+          <w:rStyle w:val="FloatTok"/>
+        </w:rPr>
+        <w:t xml:space="preserve">10.0</w:t>
+      </w:r>
+      <w:r>
+        <w:rPr>
+          <w:rStyle w:val="NormalTok"/>
+        </w:rPr>
+        <w:t xml:space="preserve">, </w:t>
+      </w:r>
+      <w:r>
+        <w:rPr>
+          <w:rStyle w:val="FloatTok"/>
+        </w:rPr>
+        <w:t xml:space="preserve">0.25</w:t>
+      </w:r>
+      <w:r>
+        <w:rPr>
+          <w:rStyle w:val="NormalTok"/>
+        </w:rPr>
+        <w:t xml:space="preserve">)</w:t>
+      </w:r>
+      <w:r>
+        <w:br/>
+      </w:r>
+      <w:r>
+        <w:rPr>
+          <w:rStyle w:val="NormalTok"/>
+        </w:rPr>
+        <w:t xml:space="preserve">    )</w:t>
+      </w:r>
+      <w:r>
+        <w:br/>
+      </w:r>
+      <w:r>
+        <w:rPr>
+          <w:rStyle w:val="NormalTok"/>
+        </w:rPr>
+        <w:t xml:space="preserve">    solution </w:t>
+      </w:r>
+      <w:r>
+        <w:rPr>
+          <w:rStyle w:val="OperatorTok"/>
+        </w:rPr>
+        <w:t xml:space="preserve">=</w:t>
+      </w:r>
+      <w:r>
+        <w:rPr>
+          <w:rStyle w:val="NormalTok"/>
+        </w:rPr>
+        <w:t xml:space="preserve"> </w:t>
+      </w:r>
+      <w:r>
+        <w:rPr>
+          <w:rStyle w:val="FunctionTok"/>
+        </w:rPr>
+        <w:t xml:space="preserve">solve</w:t>
+      </w:r>
+      <w:r>
+        <w:rPr>
+          <w:rStyle w:val="NormalTok"/>
+        </w:rPr>
+        <w:t xml:space="preserve">(</w:t>
+      </w:r>
+      <w:r>
+        <w:br/>
+      </w:r>
+      <w:r>
+        <w:rPr>
+          <w:rStyle w:val="NormalTok"/>
+        </w:rPr>
+        <w:t xml:space="preserve">        problem, </w:t>
+      </w:r>
+      <w:r>
+        <w:rPr>
+          <w:rStyle w:val="FunctionTok"/>
+        </w:rPr>
+        <w:t xml:space="preserve">Tsit5</w:t>
+      </w:r>
+      <w:r>
+        <w:rPr>
+          <w:rStyle w:val="NormalTok"/>
+        </w:rPr>
+        <w:t xml:space="preserve">(); saveat</w:t>
+      </w:r>
+      <w:r>
+        <w:rPr>
+          <w:rStyle w:val="OperatorTok"/>
+        </w:rPr>
+        <w:t xml:space="preserve">=</w:t>
+      </w:r>
+      <w:r>
+        <w:rPr>
+          <w:rStyle w:val="FloatTok"/>
+        </w:rPr>
+        <w:t xml:space="preserve">0.1</w:t>
+      </w:r>
+      <w:r>
+        <w:rPr>
+          <w:rStyle w:val="NormalTok"/>
+        </w:rPr>
+        <w:t xml:space="preserve">, reltol</w:t>
+      </w:r>
+      <w:r>
+        <w:rPr>
+          <w:rStyle w:val="OperatorTok"/>
+        </w:rPr>
+        <w:t xml:space="preserve">=</w:t>
+      </w:r>
+      <w:r>
+        <w:rPr>
+          <w:rStyle w:val="FloatTok"/>
+        </w:rPr>
+        <w:t xml:space="preserve">1e-9</w:t>
+      </w:r>
+      <w:r>
+        <w:rPr>
+          <w:rStyle w:val="NormalTok"/>
+        </w:rPr>
+        <w:t xml:space="preserve">, abstol</w:t>
+      </w:r>
+      <w:r>
+        <w:rPr>
+          <w:rStyle w:val="OperatorTok"/>
+        </w:rPr>
+        <w:t xml:space="preserve">=</w:t>
+      </w:r>
+      <w:r>
+        <w:rPr>
+          <w:rStyle w:val="FloatTok"/>
+        </w:rPr>
+        <w:t xml:space="preserve">1e-11</w:t>
+      </w:r>
+      <w:r>
+        <w:br/>
+      </w:r>
+      <w:r>
+        <w:rPr>
+          <w:rStyle w:val="NormalTok"/>
+        </w:rPr>
+        <w:t xml:space="preserve">    )</w:t>
+      </w:r>
+      <w:r>
+        <w:br/>
+      </w:r>
+      <w:r>
+        <w:rPr>
+          <w:rStyle w:val="NormalTok"/>
+        </w:rPr>
+        <w:t xml:space="preserve">    totals </w:t>
+      </w:r>
+      <w:r>
+        <w:rPr>
+          <w:rStyle w:val="OperatorTok"/>
+        </w:rPr>
+        <w:t xml:space="preserve">=</w:t>
+      </w:r>
+      <w:r>
+        <w:rPr>
+          <w:rStyle w:val="NormalTok"/>
+        </w:rPr>
+        <w:t xml:space="preserve"> </w:t>
+      </w:r>
+      <w:r>
+        <w:rPr>
+          <w:rStyle w:val="FunctionTok"/>
+        </w:rPr>
+        <w:t xml:space="preserve">sum</w:t>
+      </w:r>
+      <w:r>
+        <w:rPr>
+          <w:rStyle w:val="NormalTok"/>
+        </w:rPr>
+        <w:t xml:space="preserve">.(solution.u)</w:t>
+      </w:r>
+      <w:r>
+        <w:br/>
+      </w:r>
+      <w:r>
+        <w:rPr>
+          <w:rStyle w:val="NormalTok"/>
+        </w:rPr>
+        <w:t xml:space="preserve">    </w:t>
+      </w:r>
+      <w:r>
+        <w:rPr>
+          <w:rStyle w:val="PreprocessorTok"/>
+        </w:rPr>
+        <w:t xml:space="preserve">@test</w:t>
+      </w:r>
+      <w:r>
+        <w:rPr>
+          <w:rStyle w:val="NormalTok"/>
+        </w:rPr>
+        <w:t xml:space="preserve"> </w:t>
+      </w:r>
+      <w:r>
+        <w:rPr>
+          <w:rStyle w:val="FunctionTok"/>
+        </w:rPr>
         <w:t xml:space="preserve">maximum</w:t>
       </w:r>
       <w:r>
@@ -9938,6 +14493,12 @@
       </w:r>
       <w:r>
         <w:rPr>
+          <w:rStyle w:val="NormalTok"/>
+        </w:rPr>
+        <w:t xml:space="preserve">    </w:t>
+      </w:r>
+      <w:r>
+        <w:rPr>
           <w:rStyle w:val="PreprocessorTok"/>
         </w:rPr>
         <w:t xml:space="preserve">@test</w:t>
@@ -10000,7 +14561,10 @@
         <w:br/>
       </w:r>
       <w:r>
-        <w:br/>
+        <w:rPr>
+          <w:rStyle w:val="NormalTok"/>
+        </w:rPr>
+        <w:t xml:space="preserve">    </w:t>
       </w:r>
       <w:r>
         <w:rPr>
@@ -10018,6 +14582,213 @@
         <w:rPr>
           <w:rStyle w:val="FunctionTok"/>
         </w:rPr>
+        <w:t xml:space="preserve">maximum</w:t>
+      </w:r>
+      <w:r>
+        <w:rPr>
+          <w:rStyle w:val="NormalTok"/>
+        </w:rPr>
+        <w:t xml:space="preserve">(</w:t>
+      </w:r>
+      <w:r>
+        <w:rPr>
+          <w:rStyle w:val="FunctionTok"/>
+        </w:rPr>
+        <w:t xml:space="preserve">getindex</w:t>
+      </w:r>
+      <w:r>
+        <w:rPr>
+          <w:rStyle w:val="NormalTok"/>
+        </w:rPr>
+        <w:t xml:space="preserve">.(solution.u, </w:t>
+      </w:r>
+      <w:r>
+        <w:rPr>
+          <w:rStyle w:val="FloatTok"/>
+        </w:rPr>
+        <w:t xml:space="preserve">2</w:t>
+      </w:r>
+      <w:r>
+        <w:rPr>
+          <w:rStyle w:val="NormalTok"/>
+        </w:rPr>
+        <w:t xml:space="preserve">)) </w:t>
+      </w:r>
+      <w:r>
+        <w:rPr>
+          <w:rStyle w:val="OperatorTok"/>
+        </w:rPr>
+        <w:t xml:space="preserve">&gt;</w:t>
+      </w:r>
+      <w:r>
+        <w:rPr>
+          <w:rStyle w:val="NormalTok"/>
+        </w:rPr>
+        <w:t xml:space="preserve"> state[</w:t>
+      </w:r>
+      <w:r>
+        <w:rPr>
+          <w:rStyle w:val="FloatTok"/>
+        </w:rPr>
+        <w:t xml:space="preserve">2</w:t>
+      </w:r>
+      <w:r>
+        <w:rPr>
+          <w:rStyle w:val="NormalTok"/>
+        </w:rPr>
+        <w:t xml:space="preserve">]</w:t>
+      </w:r>
+      <w:r>
+        <w:br/>
+      </w:r>
+      <w:r>
+        <w:rPr>
+          <w:rStyle w:val="ControlFlowTok"/>
+        </w:rPr>
+        <w:t xml:space="preserve">end</w:t>
+      </w:r>
+      <w:r>
+        <w:br/>
+      </w:r>
+      <w:r>
+        <w:br/>
+      </w:r>
+      <w:r>
+        <w:rPr>
+          <w:rStyle w:val="PreprocessorTok"/>
+        </w:rPr>
+        <w:t xml:space="preserve">@testset</w:t>
+      </w:r>
+      <w:r>
+        <w:rPr>
+          <w:rStyle w:val="NormalTok"/>
+        </w:rPr>
+        <w:t xml:space="preserve"> </w:t>
+      </w:r>
+      <w:r>
+        <w:rPr>
+          <w:rStyle w:val="StringTok"/>
+        </w:rPr>
+        <w:t xml:space="preserve">"Lotka–Volterra model"</w:t>
+      </w:r>
+      <w:r>
+        <w:rPr>
+          <w:rStyle w:val="NormalTok"/>
+        </w:rPr>
+        <w:t xml:space="preserve"> </w:t>
+      </w:r>
+      <w:r>
+        <w:rPr>
+          <w:rStyle w:val="ControlFlowTok"/>
+        </w:rPr>
+        <w:t xml:space="preserve">begin</w:t>
+      </w:r>
+      <w:r>
+        <w:br/>
+      </w:r>
+      <w:r>
+        <w:rPr>
+          <w:rStyle w:val="NormalTok"/>
+        </w:rPr>
+        <w:t xml:space="preserve">    equilibrium </w:t>
+      </w:r>
+      <w:r>
+        <w:rPr>
+          <w:rStyle w:val="OperatorTok"/>
+        </w:rPr>
+        <w:t xml:space="preserve">=</w:t>
+      </w:r>
+      <w:r>
+        <w:rPr>
+          <w:rStyle w:val="NormalTok"/>
+        </w:rPr>
+        <w:t xml:space="preserve"> </w:t>
+      </w:r>
+      <w:r>
+        <w:rPr>
+          <w:rStyle w:val="FunctionTok"/>
+        </w:rPr>
+        <w:t xml:space="preserve">lotka_equilibrium</w:t>
+      </w:r>
+      <w:r>
+        <w:rPr>
+          <w:rStyle w:val="NormalTok"/>
+        </w:rPr>
+        <w:t xml:space="preserve">(</w:t>
+      </w:r>
+      <w:r>
+        <w:rPr>
+          <w:rStyle w:val="FloatTok"/>
+        </w:rPr>
+        <w:t xml:space="preserve">0.1</w:t>
+      </w:r>
+      <w:r>
+        <w:rPr>
+          <w:rStyle w:val="NormalTok"/>
+        </w:rPr>
+        <w:t xml:space="preserve">, </w:t>
+      </w:r>
+      <w:r>
+        <w:rPr>
+          <w:rStyle w:val="FloatTok"/>
+        </w:rPr>
+        <w:t xml:space="preserve">0.02</w:t>
+      </w:r>
+      <w:r>
+        <w:rPr>
+          <w:rStyle w:val="NormalTok"/>
+        </w:rPr>
+        <w:t xml:space="preserve">, </w:t>
+      </w:r>
+      <w:r>
+        <w:rPr>
+          <w:rStyle w:val="FloatTok"/>
+        </w:rPr>
+        <w:t xml:space="preserve">0.01</w:t>
+      </w:r>
+      <w:r>
+        <w:rPr>
+          <w:rStyle w:val="NormalTok"/>
+        </w:rPr>
+        <w:t xml:space="preserve">, </w:t>
+      </w:r>
+      <w:r>
+        <w:rPr>
+          <w:rStyle w:val="FloatTok"/>
+        </w:rPr>
+        <w:t xml:space="preserve">0.3</w:t>
+      </w:r>
+      <w:r>
+        <w:rPr>
+          <w:rStyle w:val="NormalTok"/>
+        </w:rPr>
+        <w:t xml:space="preserve">)</w:t>
+      </w:r>
+      <w:r>
+        <w:br/>
+      </w:r>
+      <w:r>
+        <w:rPr>
+          <w:rStyle w:val="NormalTok"/>
+        </w:rPr>
+        <w:t xml:space="preserve">    </w:t>
+      </w:r>
+      <w:r>
+        <w:rPr>
+          <w:rStyle w:val="PreprocessorTok"/>
+        </w:rPr>
+        <w:t xml:space="preserve">@test</w:t>
+      </w:r>
+      <w:r>
+        <w:rPr>
+          <w:rStyle w:val="NormalTok"/>
+        </w:rPr>
+        <w:t xml:space="preserve"> </w:t>
+      </w:r>
+      <w:r>
+        <w:rPr>
+          <w:rStyle w:val="FunctionTok"/>
+        </w:rPr>
         <w:t xml:space="preserve">collect</w:t>
       </w:r>
       <w:r>
@@ -10066,6 +14837,165 @@
         <w:br/>
       </w:r>
       <w:r>
+        <w:br/>
+      </w:r>
+      <w:r>
+        <w:rPr>
+          <w:rStyle w:val="NormalTok"/>
+        </w:rPr>
+        <w:t xml:space="preserve">    du </w:t>
+      </w:r>
+      <w:r>
+        <w:rPr>
+          <w:rStyle w:val="OperatorTok"/>
+        </w:rPr>
+        <w:t xml:space="preserve">=</w:t>
+      </w:r>
+      <w:r>
+        <w:rPr>
+          <w:rStyle w:val="NormalTok"/>
+        </w:rPr>
+        <w:t xml:space="preserve"> </w:t>
+      </w:r>
+      <w:r>
+        <w:rPr>
+          <w:rStyle w:val="FunctionTok"/>
+        </w:rPr>
+        <w:t xml:space="preserve">zeros</w:t>
+      </w:r>
+      <w:r>
+        <w:rPr>
+          <w:rStyle w:val="NormalTok"/>
+        </w:rPr>
+        <w:t xml:space="preserve">(</w:t>
+      </w:r>
+      <w:r>
+        <w:rPr>
+          <w:rStyle w:val="FloatTok"/>
+        </w:rPr>
+        <w:t xml:space="preserve">2</w:t>
+      </w:r>
+      <w:r>
+        <w:rPr>
+          <w:rStyle w:val="NormalTok"/>
+        </w:rPr>
+        <w:t xml:space="preserve">)</w:t>
+      </w:r>
+      <w:r>
+        <w:br/>
+      </w:r>
+      <w:r>
+        <w:rPr>
+          <w:rStyle w:val="NormalTok"/>
+        </w:rPr>
+        <w:t xml:space="preserve">    </w:t>
+      </w:r>
+      <w:r>
+        <w:rPr>
+          <w:rStyle w:val="FunctionTok"/>
+        </w:rPr>
+        <w:t xml:space="preserve">lotka_volterra!</w:t>
+      </w:r>
+      <w:r>
+        <w:rPr>
+          <w:rStyle w:val="NormalTok"/>
+        </w:rPr>
+        <w:t xml:space="preserve">(</w:t>
+      </w:r>
+      <w:r>
+        <w:br/>
+      </w:r>
+      <w:r>
+        <w:rPr>
+          <w:rStyle w:val="NormalTok"/>
+        </w:rPr>
+        <w:t xml:space="preserve">        du, </w:t>
+      </w:r>
+      <w:r>
+        <w:rPr>
+          <w:rStyle w:val="FunctionTok"/>
+        </w:rPr>
+        <w:t xml:space="preserve">collect</w:t>
+      </w:r>
+      <w:r>
+        <w:rPr>
+          <w:rStyle w:val="NormalTok"/>
+        </w:rPr>
+        <w:t xml:space="preserve">(equilibrium), (</w:t>
+      </w:r>
+      <w:r>
+        <w:rPr>
+          <w:rStyle w:val="FloatTok"/>
+        </w:rPr>
+        <w:t xml:space="preserve">0.1</w:t>
+      </w:r>
+      <w:r>
+        <w:rPr>
+          <w:rStyle w:val="NormalTok"/>
+        </w:rPr>
+        <w:t xml:space="preserve">, </w:t>
+      </w:r>
+      <w:r>
+        <w:rPr>
+          <w:rStyle w:val="FloatTok"/>
+        </w:rPr>
+        <w:t xml:space="preserve">0.02</w:t>
+      </w:r>
+      <w:r>
+        <w:rPr>
+          <w:rStyle w:val="NormalTok"/>
+        </w:rPr>
+        <w:t xml:space="preserve">, </w:t>
+      </w:r>
+      <w:r>
+        <w:rPr>
+          <w:rStyle w:val="FloatTok"/>
+        </w:rPr>
+        <w:t xml:space="preserve">0.01</w:t>
+      </w:r>
+      <w:r>
+        <w:rPr>
+          <w:rStyle w:val="NormalTok"/>
+        </w:rPr>
+        <w:t xml:space="preserve">, </w:t>
+      </w:r>
+      <w:r>
+        <w:rPr>
+          <w:rStyle w:val="FloatTok"/>
+        </w:rPr>
+        <w:t xml:space="preserve">0.3</w:t>
+      </w:r>
+      <w:r>
+        <w:rPr>
+          <w:rStyle w:val="NormalTok"/>
+        </w:rPr>
+        <w:t xml:space="preserve">), </w:t>
+      </w:r>
+      <w:r>
+        <w:rPr>
+          <w:rStyle w:val="FloatTok"/>
+        </w:rPr>
+        <w:t xml:space="preserve">0.0</w:t>
+      </w:r>
+      <w:r>
+        <w:br/>
+      </w:r>
+      <w:r>
+        <w:rPr>
+          <w:rStyle w:val="NormalTok"/>
+        </w:rPr>
+        <w:t xml:space="preserve">    )</w:t>
+      </w:r>
+      <w:r>
+        <w:br/>
+      </w:r>
+      <w:r>
+        <w:rPr>
+          <w:rStyle w:val="NormalTok"/>
+        </w:rPr>
+        <w:t xml:space="preserve">    </w:t>
+      </w:r>
+      <w:r>
         <w:rPr>
           <w:rStyle w:val="PreprocessorTok"/>
         </w:rPr>
@@ -10075,12 +15005,534 @@
         <w:rPr>
           <w:rStyle w:val="NormalTok"/>
         </w:rPr>
+        <w:t xml:space="preserve"> du </w:t>
+      </w:r>
+      <w:r>
+        <w:rPr>
+          <w:rStyle w:val="OperatorTok"/>
+        </w:rPr>
+        <w:t xml:space="preserve">≈</w:t>
+      </w:r>
+      <w:r>
+        <w:rPr>
+          <w:rStyle w:val="NormalTok"/>
+        </w:rPr>
         <w:t xml:space="preserve"> </w:t>
       </w:r>
       <w:r>
         <w:rPr>
           <w:rStyle w:val="FunctionTok"/>
         </w:rPr>
+        <w:t xml:space="preserve">zeros</w:t>
+      </w:r>
+      <w:r>
+        <w:rPr>
+          <w:rStyle w:val="NormalTok"/>
+        </w:rPr>
+        <w:t xml:space="preserve">(</w:t>
+      </w:r>
+      <w:r>
+        <w:rPr>
+          <w:rStyle w:val="FloatTok"/>
+        </w:rPr>
+        <w:t xml:space="preserve">2</w:t>
+      </w:r>
+      <w:r>
+        <w:rPr>
+          <w:rStyle w:val="NormalTok"/>
+        </w:rPr>
+        <w:t xml:space="preserve">) atol</w:t>
+      </w:r>
+      <w:r>
+        <w:rPr>
+          <w:rStyle w:val="OperatorTok"/>
+        </w:rPr>
+        <w:t xml:space="preserve">=</w:t>
+      </w:r>
+      <w:r>
+        <w:rPr>
+          <w:rStyle w:val="FloatTok"/>
+        </w:rPr>
+        <w:t xml:space="preserve">1e-12</w:t>
+      </w:r>
+      <w:r>
+        <w:br/>
+      </w:r>
+      <w:r>
+        <w:br/>
+      </w:r>
+      <w:r>
+        <w:rPr>
+          <w:rStyle w:val="NormalTok"/>
+        </w:rPr>
+        <w:t xml:space="preserve">    problem </w:t>
+      </w:r>
+      <w:r>
+        <w:rPr>
+          <w:rStyle w:val="OperatorTok"/>
+        </w:rPr>
+        <w:t xml:space="preserve">=</w:t>
+      </w:r>
+      <w:r>
+        <w:rPr>
+          <w:rStyle w:val="NormalTok"/>
+        </w:rPr>
+        <w:t xml:space="preserve"> </w:t>
+      </w:r>
+      <w:r>
+        <w:rPr>
+          <w:rStyle w:val="FunctionTok"/>
+        </w:rPr>
+        <w:t xml:space="preserve">ODEProblem</w:t>
+      </w:r>
+      <w:r>
+        <w:rPr>
+          <w:rStyle w:val="NormalTok"/>
+        </w:rPr>
+        <w:t xml:space="preserve">(</w:t>
+      </w:r>
+      <w:r>
+        <w:br/>
+      </w:r>
+      <w:r>
+        <w:rPr>
+          <w:rStyle w:val="NormalTok"/>
+        </w:rPr>
+        <w:t xml:space="preserve">        lotka_volterra!,</w:t>
+      </w:r>
+      <w:r>
+        <w:br/>
+      </w:r>
+      <w:r>
+        <w:rPr>
+          <w:rStyle w:val="NormalTok"/>
+        </w:rPr>
+        <w:t xml:space="preserve">        [</w:t>
+      </w:r>
+      <w:r>
+        <w:rPr>
+          <w:rStyle w:val="FloatTok"/>
+        </w:rPr>
+        <w:t xml:space="preserve">40.0</w:t>
+      </w:r>
+      <w:r>
+        <w:rPr>
+          <w:rStyle w:val="NormalTok"/>
+        </w:rPr>
+        <w:t xml:space="preserve">, </w:t>
+      </w:r>
+      <w:r>
+        <w:rPr>
+          <w:rStyle w:val="FloatTok"/>
+        </w:rPr>
+        <w:t xml:space="preserve">9.0</w:t>
+      </w:r>
+      <w:r>
+        <w:rPr>
+          <w:rStyle w:val="NormalTok"/>
+        </w:rPr>
+        <w:t xml:space="preserve">],</w:t>
+      </w:r>
+      <w:r>
+        <w:br/>
+      </w:r>
+      <w:r>
+        <w:rPr>
+          <w:rStyle w:val="NormalTok"/>
+        </w:rPr>
+        <w:t xml:space="preserve">        (</w:t>
+      </w:r>
+      <w:r>
+        <w:rPr>
+          <w:rStyle w:val="FloatTok"/>
+        </w:rPr>
+        <w:t xml:space="preserve">0.0</w:t>
+      </w:r>
+      <w:r>
+        <w:rPr>
+          <w:rStyle w:val="NormalTok"/>
+        </w:rPr>
+        <w:t xml:space="preserve">, </w:t>
+      </w:r>
+      <w:r>
+        <w:rPr>
+          <w:rStyle w:val="FloatTok"/>
+        </w:rPr>
+        <w:t xml:space="preserve">100.0</w:t>
+      </w:r>
+      <w:r>
+        <w:rPr>
+          <w:rStyle w:val="NormalTok"/>
+        </w:rPr>
+        <w:t xml:space="preserve">),</w:t>
+      </w:r>
+      <w:r>
+        <w:br/>
+      </w:r>
+      <w:r>
+        <w:rPr>
+          <w:rStyle w:val="NormalTok"/>
+        </w:rPr>
+        <w:t xml:space="preserve">        (</w:t>
+      </w:r>
+      <w:r>
+        <w:rPr>
+          <w:rStyle w:val="FloatTok"/>
+        </w:rPr>
+        <w:t xml:space="preserve">0.1</w:t>
+      </w:r>
+      <w:r>
+        <w:rPr>
+          <w:rStyle w:val="NormalTok"/>
+        </w:rPr>
+        <w:t xml:space="preserve">, </w:t>
+      </w:r>
+      <w:r>
+        <w:rPr>
+          <w:rStyle w:val="FloatTok"/>
+        </w:rPr>
+        <w:t xml:space="preserve">0.02</w:t>
+      </w:r>
+      <w:r>
+        <w:rPr>
+          <w:rStyle w:val="NormalTok"/>
+        </w:rPr>
+        <w:t xml:space="preserve">, </w:t>
+      </w:r>
+      <w:r>
+        <w:rPr>
+          <w:rStyle w:val="FloatTok"/>
+        </w:rPr>
+        <w:t xml:space="preserve">0.01</w:t>
+      </w:r>
+      <w:r>
+        <w:rPr>
+          <w:rStyle w:val="NormalTok"/>
+        </w:rPr>
+        <w:t xml:space="preserve">, </w:t>
+      </w:r>
+      <w:r>
+        <w:rPr>
+          <w:rStyle w:val="FloatTok"/>
+        </w:rPr>
+        <w:t xml:space="preserve">0.3</w:t>
+      </w:r>
+      <w:r>
+        <w:rPr>
+          <w:rStyle w:val="NormalTok"/>
+        </w:rPr>
+        <w:t xml:space="preserve">),</w:t>
+      </w:r>
+      <w:r>
+        <w:br/>
+      </w:r>
+      <w:r>
+        <w:rPr>
+          <w:rStyle w:val="NormalTok"/>
+        </w:rPr>
+        <w:t xml:space="preserve">    )</w:t>
+      </w:r>
+      <w:r>
+        <w:br/>
+      </w:r>
+      <w:r>
+        <w:rPr>
+          <w:rStyle w:val="NormalTok"/>
+        </w:rPr>
+        <w:t xml:space="preserve">    solution </w:t>
+      </w:r>
+      <w:r>
+        <w:rPr>
+          <w:rStyle w:val="OperatorTok"/>
+        </w:rPr>
+        <w:t xml:space="preserve">=</w:t>
+      </w:r>
+      <w:r>
+        <w:rPr>
+          <w:rStyle w:val="NormalTok"/>
+        </w:rPr>
+        <w:t xml:space="preserve"> </w:t>
+      </w:r>
+      <w:r>
+        <w:rPr>
+          <w:rStyle w:val="FunctionTok"/>
+        </w:rPr>
+        <w:t xml:space="preserve">solve</w:t>
+      </w:r>
+      <w:r>
+        <w:rPr>
+          <w:rStyle w:val="NormalTok"/>
+        </w:rPr>
+        <w:t xml:space="preserve">(</w:t>
+      </w:r>
+      <w:r>
+        <w:br/>
+      </w:r>
+      <w:r>
+        <w:rPr>
+          <w:rStyle w:val="NormalTok"/>
+        </w:rPr>
+        <w:t xml:space="preserve">        problem, </w:t>
+      </w:r>
+      <w:r>
+        <w:rPr>
+          <w:rStyle w:val="FunctionTok"/>
+        </w:rPr>
+        <w:t xml:space="preserve">Tsit5</w:t>
+      </w:r>
+      <w:r>
+        <w:rPr>
+          <w:rStyle w:val="NormalTok"/>
+        </w:rPr>
+        <w:t xml:space="preserve">(); saveat</w:t>
+      </w:r>
+      <w:r>
+        <w:rPr>
+          <w:rStyle w:val="OperatorTok"/>
+        </w:rPr>
+        <w:t xml:space="preserve">=</w:t>
+      </w:r>
+      <w:r>
+        <w:rPr>
+          <w:rStyle w:val="FloatTok"/>
+        </w:rPr>
+        <w:t xml:space="preserve">0.1</w:t>
+      </w:r>
+      <w:r>
+        <w:rPr>
+          <w:rStyle w:val="NormalTok"/>
+        </w:rPr>
+        <w:t xml:space="preserve">, reltol</w:t>
+      </w:r>
+      <w:r>
+        <w:rPr>
+          <w:rStyle w:val="OperatorTok"/>
+        </w:rPr>
+        <w:t xml:space="preserve">=</w:t>
+      </w:r>
+      <w:r>
+        <w:rPr>
+          <w:rStyle w:val="FloatTok"/>
+        </w:rPr>
+        <w:t xml:space="preserve">1e-10</w:t>
+      </w:r>
+      <w:r>
+        <w:rPr>
+          <w:rStyle w:val="NormalTok"/>
+        </w:rPr>
+        <w:t xml:space="preserve">, abstol</w:t>
+      </w:r>
+      <w:r>
+        <w:rPr>
+          <w:rStyle w:val="OperatorTok"/>
+        </w:rPr>
+        <w:t xml:space="preserve">=</w:t>
+      </w:r>
+      <w:r>
+        <w:rPr>
+          <w:rStyle w:val="FloatTok"/>
+        </w:rPr>
+        <w:t xml:space="preserve">1e-12</w:t>
+      </w:r>
+      <w:r>
+        <w:br/>
+      </w:r>
+      <w:r>
+        <w:rPr>
+          <w:rStyle w:val="NormalTok"/>
+        </w:rPr>
+        <w:t xml:space="preserve">    )</w:t>
+      </w:r>
+      <w:r>
+        <w:br/>
+      </w:r>
+      <w:r>
+        <w:rPr>
+          <w:rStyle w:val="NormalTok"/>
+        </w:rPr>
+        <w:t xml:space="preserve">    values </w:t>
+      </w:r>
+      <w:r>
+        <w:rPr>
+          <w:rStyle w:val="OperatorTok"/>
+        </w:rPr>
+        <w:t xml:space="preserve">=</w:t>
+      </w:r>
+      <w:r>
+        <w:rPr>
+          <w:rStyle w:val="NormalTok"/>
+        </w:rPr>
+        <w:t xml:space="preserve"> </w:t>
+      </w:r>
+      <w:r>
+        <w:rPr>
+          <w:rStyle w:val="FunctionTok"/>
+        </w:rPr>
+        <w:t xml:space="preserve">lotka_invariant</w:t>
+      </w:r>
+      <w:r>
+        <w:rPr>
+          <w:rStyle w:val="NormalTok"/>
+        </w:rPr>
+        <w:t xml:space="preserve">.(</w:t>
+      </w:r>
+      <w:r>
+        <w:br/>
+      </w:r>
+      <w:r>
+        <w:rPr>
+          <w:rStyle w:val="NormalTok"/>
+        </w:rPr>
+        <w:t xml:space="preserve">        </w:t>
+      </w:r>
+      <w:r>
+        <w:rPr>
+          <w:rStyle w:val="FunctionTok"/>
+        </w:rPr>
+        <w:t xml:space="preserve">getindex</w:t>
+      </w:r>
+      <w:r>
+        <w:rPr>
+          <w:rStyle w:val="NormalTok"/>
+        </w:rPr>
+        <w:t xml:space="preserve">.(solution.u, </w:t>
+      </w:r>
+      <w:r>
+        <w:rPr>
+          <w:rStyle w:val="FloatTok"/>
+        </w:rPr>
+        <w:t xml:space="preserve">1</w:t>
+      </w:r>
+      <w:r>
+        <w:rPr>
+          <w:rStyle w:val="NormalTok"/>
+        </w:rPr>
+        <w:t xml:space="preserve">),</w:t>
+      </w:r>
+      <w:r>
+        <w:br/>
+      </w:r>
+      <w:r>
+        <w:rPr>
+          <w:rStyle w:val="NormalTok"/>
+        </w:rPr>
+        <w:t xml:space="preserve">        </w:t>
+      </w:r>
+      <w:r>
+        <w:rPr>
+          <w:rStyle w:val="FunctionTok"/>
+        </w:rPr>
+        <w:t xml:space="preserve">getindex</w:t>
+      </w:r>
+      <w:r>
+        <w:rPr>
+          <w:rStyle w:val="NormalTok"/>
+        </w:rPr>
+        <w:t xml:space="preserve">.(solution.u, </w:t>
+      </w:r>
+      <w:r>
+        <w:rPr>
+          <w:rStyle w:val="FloatTok"/>
+        </w:rPr>
+        <w:t xml:space="preserve">2</w:t>
+      </w:r>
+      <w:r>
+        <w:rPr>
+          <w:rStyle w:val="NormalTok"/>
+        </w:rPr>
+        <w:t xml:space="preserve">),</w:t>
+      </w:r>
+      <w:r>
+        <w:br/>
+      </w:r>
+      <w:r>
+        <w:rPr>
+          <w:rStyle w:val="NormalTok"/>
+        </w:rPr>
+        <w:t xml:space="preserve">        </w:t>
+      </w:r>
+      <w:r>
+        <w:rPr>
+          <w:rStyle w:val="FloatTok"/>
+        </w:rPr>
+        <w:t xml:space="preserve">0.1</w:t>
+      </w:r>
+      <w:r>
+        <w:rPr>
+          <w:rStyle w:val="NormalTok"/>
+        </w:rPr>
+        <w:t xml:space="preserve">, </w:t>
+      </w:r>
+      <w:r>
+        <w:rPr>
+          <w:rStyle w:val="FloatTok"/>
+        </w:rPr>
+        <w:t xml:space="preserve">0.02</w:t>
+      </w:r>
+      <w:r>
+        <w:rPr>
+          <w:rStyle w:val="NormalTok"/>
+        </w:rPr>
+        <w:t xml:space="preserve">, </w:t>
+      </w:r>
+      <w:r>
+        <w:rPr>
+          <w:rStyle w:val="FloatTok"/>
+        </w:rPr>
+        <w:t xml:space="preserve">0.01</w:t>
+      </w:r>
+      <w:r>
+        <w:rPr>
+          <w:rStyle w:val="NormalTok"/>
+        </w:rPr>
+        <w:t xml:space="preserve">, </w:t>
+      </w:r>
+      <w:r>
+        <w:rPr>
+          <w:rStyle w:val="FloatTok"/>
+        </w:rPr>
+        <w:t xml:space="preserve">0.3</w:t>
+      </w:r>
+      <w:r>
+        <w:rPr>
+          <w:rStyle w:val="NormalTok"/>
+        </w:rPr>
+        <w:t xml:space="preserve">,</w:t>
+      </w:r>
+      <w:r>
+        <w:br/>
+      </w:r>
+      <w:r>
+        <w:rPr>
+          <w:rStyle w:val="NormalTok"/>
+        </w:rPr>
+        <w:t xml:space="preserve">    )</w:t>
+      </w:r>
+      <w:r>
+        <w:br/>
+      </w:r>
+      <w:r>
+        <w:rPr>
+          <w:rStyle w:val="NormalTok"/>
+        </w:rPr>
+        <w:t xml:space="preserve">    </w:t>
+      </w:r>
+      <w:r>
+        <w:rPr>
+          <w:rStyle w:val="PreprocessorTok"/>
+        </w:rPr>
+        <w:t xml:space="preserve">@test</w:t>
+      </w:r>
+      <w:r>
+        <w:rPr>
+          <w:rStyle w:val="NormalTok"/>
+        </w:rPr>
+        <w:t xml:space="preserve"> </w:t>
+      </w:r>
+      <w:r>
+        <w:rPr>
+          <w:rStyle w:val="FunctionTok"/>
+        </w:rPr>
         <w:t xml:space="preserve">maximum</w:t>
       </w:r>
       <w:r>
@@ -10148,6 +15600,12 @@
       </w:r>
       <w:r>
         <w:rPr>
+          <w:rStyle w:val="NormalTok"/>
+        </w:rPr>
+        <w:t xml:space="preserve">    </w:t>
+      </w:r>
+      <w:r>
+        <w:rPr>
           <w:rStyle w:val="PreprocessorTok"/>
         </w:rPr>
         <w:t xml:space="preserve">@test</w:t>
@@ -10199,6 +15657,15 @@
           <w:rStyle w:val="FloatTok"/>
         </w:rPr>
         <w:t xml:space="preserve">0.0</w:t>
+      </w:r>
+      <w:r>
+        <w:br/>
+      </w:r>
+      <w:r>
+        <w:rPr>
+          <w:rStyle w:val="ControlFlowTok"/>
+        </w:rPr>
+        <w:t xml:space="preserve">end</w:t>
       </w:r>
     </w:p>
     <w:p>
@@ -10206,7 +15673,7 @@
         <w:pStyle w:val="FirstParagraph"/>
       </w:pPr>
       <w:r>
-        <w:t xml:space="preserve">Листинг 5 — Проверки численных инвариантов в</w:t>
+        <w:t xml:space="preserve">Листинг 8 — Полный состав проверок в</w:t>
       </w:r>
       <w:r>
         <w:t xml:space="preserve"> </w:t>
@@ -10417,13 +15884,581 @@
       </w:tr>
     </w:tbl>
     <w:bookmarkEnd w:id="129"/>
-    <w:bookmarkStart w:id="130" w:name="выводы"/>
+    <w:bookmarkStart w:id="130" w:name="воспроизводимость"/>
     <w:p>
       <w:pPr>
         <w:pStyle w:val="Heading1"/>
       </w:pPr>
       <w:r>
-        <w:t xml:space="preserve">8. Выводы</w:t>
+        <w:t xml:space="preserve">8. Воспроизводимость</w:t>
+      </w:r>
+    </w:p>
+    <w:p>
+      <w:pPr>
+        <w:pStyle w:val="FirstParagraph"/>
+      </w:pPr>
+      <w:r>
+        <w:t xml:space="preserve">Рабочая запись начинается уже внутри контейнера в каталоге</w:t>
+      </w:r>
+      <w:r>
+        <w:t xml:space="preserve"> </w:t>
+      </w:r>
+      <w:r>
+        <w:rPr>
+          <w:rStyle w:val="VerbatimChar"/>
+        </w:rPr>
+        <w:t xml:space="preserve">/workspace/labs/lab02/project</w:t>
+      </w:r>
+      <w:r>
+        <w:t xml:space="preserve">. Полный расчёт повторяется последовательностью:</w:t>
+      </w:r>
+    </w:p>
+    <w:p>
+      <w:pPr>
+        <w:pStyle w:val="SourceCode"/>
+      </w:pPr>
+      <w:r>
+        <w:rPr>
+          <w:rStyle w:val="FunctionTok"/>
+        </w:rPr>
+        <w:t xml:space="preserve">make</w:t>
+      </w:r>
+      <w:r>
+        <w:rPr>
+          <w:rStyle w:val="NormalTok"/>
+        </w:rPr>
+        <w:t xml:space="preserve"> tangle</w:t>
+      </w:r>
+      <w:r>
+        <w:br/>
+      </w:r>
+      <w:r>
+        <w:rPr>
+          <w:rStyle w:val="FunctionTok"/>
+        </w:rPr>
+        <w:t xml:space="preserve">make</w:t>
+      </w:r>
+      <w:r>
+        <w:rPr>
+          <w:rStyle w:val="NormalTok"/>
+        </w:rPr>
+        <w:t xml:space="preserve"> run</w:t>
+      </w:r>
+      <w:r>
+        <w:br/>
+      </w:r>
+      <w:r>
+        <w:rPr>
+          <w:rStyle w:val="FunctionTok"/>
+        </w:rPr>
+        <w:t xml:space="preserve">make</w:t>
+      </w:r>
+      <w:r>
+        <w:rPr>
+          <w:rStyle w:val="NormalTok"/>
+        </w:rPr>
+        <w:t xml:space="preserve"> notebooks</w:t>
+      </w:r>
+      <w:r>
+        <w:br/>
+      </w:r>
+      <w:r>
+        <w:rPr>
+          <w:rStyle w:val="FunctionTok"/>
+        </w:rPr>
+        <w:t xml:space="preserve">make</w:t>
+      </w:r>
+      <w:r>
+        <w:rPr>
+          <w:rStyle w:val="NormalTok"/>
+        </w:rPr>
+        <w:t xml:space="preserve"> docs</w:t>
+      </w:r>
+      <w:r>
+        <w:br/>
+      </w:r>
+      <w:r>
+        <w:rPr>
+          <w:rStyle w:val="FunctionTok"/>
+        </w:rPr>
+        <w:t xml:space="preserve">make</w:t>
+      </w:r>
+      <w:r>
+        <w:rPr>
+          <w:rStyle w:val="NormalTok"/>
+        </w:rPr>
+        <w:t xml:space="preserve"> test</w:t>
+      </w:r>
+    </w:p>
+    <w:p>
+      <w:pPr>
+        <w:pStyle w:val="FirstParagraph"/>
+      </w:pPr>
+      <w:r>
+        <w:t xml:space="preserve">Те же этапы объединены целью</w:t>
+      </w:r>
+      <w:r>
+        <w:t xml:space="preserve"> </w:t>
+      </w:r>
+      <w:r>
+        <w:rPr>
+          <w:rStyle w:val="VerbatimChar"/>
+        </w:rPr>
+        <w:t xml:space="preserve">make all</w:t>
+      </w:r>
+      <w:r>
+        <w:t xml:space="preserve">. Полный</w:t>
+      </w:r>
+      <w:r>
+        <w:t xml:space="preserve"> </w:t>
+      </w:r>
+      <w:r>
+        <w:rPr>
+          <w:rStyle w:val="VerbatimChar"/>
+        </w:rPr>
+        <w:t xml:space="preserve">Makefile</w:t>
+      </w:r>
+      <w:r>
+        <w:t xml:space="preserve">, который используется</w:t>
+      </w:r>
+      <w:r>
+        <w:t xml:space="preserve"> </w:t>
+      </w:r>
+      <w:r>
+        <w:t xml:space="preserve">в лабораторной работе, приведён в листинге 9.</w:t>
+      </w:r>
+    </w:p>
+    <w:p>
+      <w:pPr>
+        <w:pStyle w:val="SourceCode"/>
+      </w:pPr>
+      <w:r>
+        <w:rPr>
+          <w:rStyle w:val="OtherTok"/>
+        </w:rPr>
+        <w:t xml:space="preserve">.PHONY:</w:t>
+      </w:r>
+      <w:r>
+        <w:rPr>
+          <w:rStyle w:val="DataTypeTok"/>
+        </w:rPr>
+        <w:t xml:space="preserve"> setup tangle run notebooks docs test all clean-results</w:t>
+      </w:r>
+      <w:r>
+        <w:br/>
+      </w:r>
+      <w:r>
+        <w:br/>
+      </w:r>
+      <w:r>
+        <w:rPr>
+          <w:rStyle w:val="DecValTok"/>
+        </w:rPr>
+        <w:t xml:space="preserve">setup:</w:t>
+      </w:r>
+      <w:r>
+        <w:br/>
+      </w:r>
+      <w:r>
+        <w:rPr>
+          <w:rStyle w:val="ErrorTok"/>
+        </w:rPr>
+        <w:t xml:space="preserve">    </w:t>
+      </w:r>
+      <w:r>
+        <w:rPr>
+          <w:rStyle w:val="NormalTok"/>
+        </w:rPr>
+        <w:t xml:space="preserve">julia --project=. scripts/setup_environment.jl</w:t>
+      </w:r>
+      <w:r>
+        <w:br/>
+      </w:r>
+      <w:r>
+        <w:br/>
+      </w:r>
+      <w:r>
+        <w:rPr>
+          <w:rStyle w:val="DecValTok"/>
+        </w:rPr>
+        <w:t xml:space="preserve">tangle:</w:t>
+      </w:r>
+      <w:r>
+        <w:br/>
+      </w:r>
+      <w:r>
+        <w:rPr>
+          <w:rStyle w:val="ErrorTok"/>
+        </w:rPr>
+        <w:t xml:space="preserve">    </w:t>
+      </w:r>
+      <w:r>
+        <w:rPr>
+          <w:rStyle w:val="NormalTok"/>
+        </w:rPr>
+        <w:t xml:space="preserve">julia --project=. scripts/tangle.jl scripts/01_sir.jl</w:t>
+      </w:r>
+      <w:r>
+        <w:br/>
+      </w:r>
+      <w:r>
+        <w:rPr>
+          <w:rStyle w:val="NormalTok"/>
+        </w:rPr>
+        <w:t xml:space="preserve">    julia --project=. scripts/tangle.jl scripts/02_lotka_volterra.jl</w:t>
+      </w:r>
+      <w:r>
+        <w:br/>
+      </w:r>
+      <w:r>
+        <w:br/>
+      </w:r>
+      <w:r>
+        <w:rPr>
+          <w:rStyle w:val="DecValTok"/>
+        </w:rPr>
+        <w:t xml:space="preserve">run:</w:t>
+      </w:r>
+      <w:r>
+        <w:br/>
+      </w:r>
+      <w:r>
+        <w:rPr>
+          <w:rStyle w:val="ErrorTok"/>
+        </w:rPr>
+        <w:t xml:space="preserve">    </w:t>
+      </w:r>
+      <w:r>
+        <w:rPr>
+          <w:rStyle w:val="NormalTok"/>
+        </w:rPr>
+        <w:t xml:space="preserve">julia --project=. scripts/01_sir.jl</w:t>
+      </w:r>
+      <w:r>
+        <w:br/>
+      </w:r>
+      <w:r>
+        <w:rPr>
+          <w:rStyle w:val="NormalTok"/>
+        </w:rPr>
+        <w:t xml:space="preserve">    julia --project=. scripts/02_lotka_volterra.jl</w:t>
+      </w:r>
+      <w:r>
+        <w:br/>
+      </w:r>
+      <w:r>
+        <w:br/>
+      </w:r>
+      <w:r>
+        <w:rPr>
+          <w:rStyle w:val="DecValTok"/>
+        </w:rPr>
+        <w:t xml:space="preserve">notebooks:</w:t>
+      </w:r>
+      <w:r>
+        <w:br/>
+      </w:r>
+      <w:r>
+        <w:rPr>
+          <w:rStyle w:val="ErrorTok"/>
+        </w:rPr>
+        <w:t xml:space="preserve">    </w:t>
+      </w:r>
+      <w:r>
+        <w:rPr>
+          <w:rStyle w:val="NormalTok"/>
+        </w:rPr>
+        <w:t xml:space="preserve">jupyter nbconvert --to notebook --execute --inplace \</w:t>
+      </w:r>
+      <w:r>
+        <w:br/>
+      </w:r>
+      <w:r>
+        <w:rPr>
+          <w:rStyle w:val="NormalTok"/>
+        </w:rPr>
+        <w:t xml:space="preserve">        </w:t>
+      </w:r>
+      <w:r>
+        <w:rPr>
+          <w:rStyle w:val="DataTypeTok"/>
+        </w:rPr>
+        <w:t xml:space="preserve">--ExecutePreprocessor.kernel_name</w:t>
+      </w:r>
+      <w:r>
+        <w:rPr>
+          <w:rStyle w:val="CharTok"/>
+        </w:rPr>
+        <w:t xml:space="preserve">=</w:t>
+      </w:r>
+      <w:r>
+        <w:rPr>
+          <w:rStyle w:val="StringTok"/>
+        </w:rPr>
+        <w:t xml:space="preserve">julia-lab02-1.11 </w:t>
+      </w:r>
+      <w:r>
+        <w:rPr>
+          <w:rStyle w:val="CharTok"/>
+        </w:rPr>
+        <w:t xml:space="preserve">\</w:t>
+      </w:r>
+      <w:r>
+        <w:br/>
+      </w:r>
+      <w:r>
+        <w:rPr>
+          <w:rStyle w:val="StringTok"/>
+        </w:rPr>
+        <w:t xml:space="preserve">        --ExecutePreprocessor.timeout=900 </w:t>
+      </w:r>
+      <w:r>
+        <w:rPr>
+          <w:rStyle w:val="CharTok"/>
+        </w:rPr>
+        <w:t xml:space="preserve">\</w:t>
+      </w:r>
+      <w:r>
+        <w:br/>
+      </w:r>
+      <w:r>
+        <w:rPr>
+          <w:rStyle w:val="StringTok"/>
+        </w:rPr>
+        <w:t xml:space="preserve">        notebooks/01_sir/01_sir.ipynb</w:t>
+      </w:r>
+      <w:r>
+        <w:br/>
+      </w:r>
+      <w:r>
+        <w:rPr>
+          <w:rStyle w:val="NormalTok"/>
+        </w:rPr>
+        <w:t xml:space="preserve">    jupyter nbconvert --to notebook --execute --inplace \</w:t>
+      </w:r>
+      <w:r>
+        <w:br/>
+      </w:r>
+      <w:r>
+        <w:rPr>
+          <w:rStyle w:val="NormalTok"/>
+        </w:rPr>
+        <w:t xml:space="preserve">        </w:t>
+      </w:r>
+      <w:r>
+        <w:rPr>
+          <w:rStyle w:val="DataTypeTok"/>
+        </w:rPr>
+        <w:t xml:space="preserve">--ExecutePreprocessor.kernel_name</w:t>
+      </w:r>
+      <w:r>
+        <w:rPr>
+          <w:rStyle w:val="CharTok"/>
+        </w:rPr>
+        <w:t xml:space="preserve">=</w:t>
+      </w:r>
+      <w:r>
+        <w:rPr>
+          <w:rStyle w:val="StringTok"/>
+        </w:rPr>
+        <w:t xml:space="preserve">julia-lab02-1.11 </w:t>
+      </w:r>
+      <w:r>
+        <w:rPr>
+          <w:rStyle w:val="CharTok"/>
+        </w:rPr>
+        <w:t xml:space="preserve">\</w:t>
+      </w:r>
+      <w:r>
+        <w:br/>
+      </w:r>
+      <w:r>
+        <w:rPr>
+          <w:rStyle w:val="StringTok"/>
+        </w:rPr>
+        <w:t xml:space="preserve">        --ExecutePreprocessor.timeout=900 </w:t>
+      </w:r>
+      <w:r>
+        <w:rPr>
+          <w:rStyle w:val="CharTok"/>
+        </w:rPr>
+        <w:t xml:space="preserve">\</w:t>
+      </w:r>
+      <w:r>
+        <w:br/>
+      </w:r>
+      <w:r>
+        <w:rPr>
+          <w:rStyle w:val="StringTok"/>
+        </w:rPr>
+        <w:t xml:space="preserve">        notebooks/02_lotka_volterra/02_lotka_volterra.ipynb</w:t>
+      </w:r>
+      <w:r>
+        <w:br/>
+      </w:r>
+      <w:r>
+        <w:br/>
+      </w:r>
+      <w:r>
+        <w:rPr>
+          <w:rStyle w:val="DecValTok"/>
+        </w:rPr>
+        <w:t xml:space="preserve">docs:</w:t>
+      </w:r>
+      <w:r>
+        <w:br/>
+      </w:r>
+      <w:r>
+        <w:rPr>
+          <w:rStyle w:val="ErrorTok"/>
+        </w:rPr>
+        <w:t xml:space="preserve">    </w:t>
+      </w:r>
+      <w:r>
+        <w:rPr>
+          <w:rStyle w:val="NormalTok"/>
+        </w:rPr>
+        <w:t xml:space="preserve">quarto render markdown/01_sir/01_sir.qmd --to html --embed-resources</w:t>
+      </w:r>
+      <w:r>
+        <w:br/>
+      </w:r>
+      <w:r>
+        <w:rPr>
+          <w:rStyle w:val="NormalTok"/>
+        </w:rPr>
+        <w:t xml:space="preserve">    quarto render markdown/02_lotka_volterra/02_lotka_volterra.qmd --to html --embed-resources</w:t>
+      </w:r>
+      <w:r>
+        <w:br/>
+      </w:r>
+      <w:r>
+        <w:br/>
+      </w:r>
+      <w:r>
+        <w:rPr>
+          <w:rStyle w:val="DecValTok"/>
+        </w:rPr>
+        <w:t xml:space="preserve">test:</w:t>
+      </w:r>
+      <w:r>
+        <w:br/>
+      </w:r>
+      <w:r>
+        <w:rPr>
+          <w:rStyle w:val="ErrorTok"/>
+        </w:rPr>
+        <w:t xml:space="preserve">    </w:t>
+      </w:r>
+      <w:r>
+        <w:rPr>
+          <w:rStyle w:val="NormalTok"/>
+        </w:rPr>
+        <w:t xml:space="preserve">julia --project=. test/runtests.jl</w:t>
+      </w:r>
+      <w:r>
+        <w:br/>
+      </w:r>
+      <w:r>
+        <w:br/>
+      </w:r>
+      <w:r>
+        <w:rPr>
+          <w:rStyle w:val="DecValTok"/>
+        </w:rPr>
+        <w:t xml:space="preserve">all:</w:t>
+      </w:r>
+      <w:r>
+        <w:rPr>
+          <w:rStyle w:val="DataTypeTok"/>
+        </w:rPr>
+        <w:t xml:space="preserve"> tangle run notebooks docs test</w:t>
+      </w:r>
+    </w:p>
+    <w:p>
+      <w:pPr>
+        <w:pStyle w:val="FirstParagraph"/>
+      </w:pPr>
+      <w:r>
+        <w:t xml:space="preserve">Листинг 9 — Управляющие цели</w:t>
+      </w:r>
+      <w:r>
+        <w:t xml:space="preserve"> </w:t>
+      </w:r>
+      <w:r>
+        <w:rPr>
+          <w:rStyle w:val="VerbatimChar"/>
+        </w:rPr>
+        <w:t xml:space="preserve">labs/lab02/project/Makefile</w:t>
+      </w:r>
+    </w:p>
+    <w:p>
+      <w:pPr>
+        <w:pStyle w:val="BodyText"/>
+      </w:pPr>
+      <w:r>
+        <w:t xml:space="preserve">Отчёт собирается отдельной командой</w:t>
+      </w:r>
+      <w:r>
+        <w:t xml:space="preserve"> </w:t>
+      </w:r>
+      <w:r>
+        <w:rPr>
+          <w:rStyle w:val="VerbatimChar"/>
+        </w:rPr>
+        <w:t xml:space="preserve">make</w:t>
+      </w:r>
+      <w:r>
+        <w:t xml:space="preserve"> </w:t>
+      </w:r>
+      <w:r>
+        <w:t xml:space="preserve">в каталоге</w:t>
+      </w:r>
+      <w:r>
+        <w:t xml:space="preserve"> </w:t>
+      </w:r>
+      <w:r>
+        <w:rPr>
+          <w:rStyle w:val="VerbatimChar"/>
+        </w:rPr>
+        <w:t xml:space="preserve">labs/lab02/report</w:t>
+      </w:r>
+      <w:r>
+        <w:t xml:space="preserve">.</w:t>
+      </w:r>
+      <w:r>
+        <w:t xml:space="preserve"> </w:t>
+      </w:r>
+      <w:r>
+        <w:t xml:space="preserve">Презентация собирается в каталоге</w:t>
+      </w:r>
+      <w:r>
+        <w:t xml:space="preserve"> </w:t>
+      </w:r>
+      <w:r>
+        <w:rPr>
+          <w:rStyle w:val="VerbatimChar"/>
+        </w:rPr>
+        <w:t xml:space="preserve">labs/lab02/presentation</w:t>
+      </w:r>
+      <w:r>
+        <w:t xml:space="preserve">; там формируются</w:t>
+      </w:r>
+      <w:r>
+        <w:t xml:space="preserve"> </w:t>
+      </w:r>
+      <w:r>
+        <w:t xml:space="preserve">самодостаточный HTML и версия PPTX для просмотра в PowerPoint.</w:t>
+      </w:r>
+    </w:p>
+    <w:bookmarkEnd w:id="130"/>
+    <w:bookmarkStart w:id="131" w:name="выводы"/>
+    <w:p>
+      <w:pPr>
+        <w:pStyle w:val="Heading1"/>
+      </w:pPr>
+      <w:r>
+        <w:t xml:space="preserve">9. Выводы</w:t>
       </w:r>
     </w:p>
     <w:p>
@@ -10680,8 +16715,8 @@
         <w:t xml:space="preserve">свойствами обеих моделей.</w:t>
       </w:r>
     </w:p>
-    <w:bookmarkEnd w:id="130"/>
-    <w:bookmarkStart w:id="135" w:name="источники"/>
+    <w:bookmarkEnd w:id="131"/>
+    <w:bookmarkStart w:id="136" w:name="источники"/>
     <w:p>
       <w:pPr>
         <w:pStyle w:val="Heading1"/>
@@ -10758,7 +16793,7 @@
       <w:r>
         <w:t xml:space="preserve"> </w:t>
       </w:r>
-      <w:hyperlink r:id="rId131">
+      <w:hyperlink r:id="rId132">
         <w:r>
           <w:rPr>
             <w:rStyle w:val="Hyperlink"/>
@@ -10784,7 +16819,7 @@
       <w:r>
         <w:t xml:space="preserve"> </w:t>
       </w:r>
-      <w:hyperlink r:id="rId132">
+      <w:hyperlink r:id="rId133">
         <w:r>
           <w:rPr>
             <w:rStyle w:val="Hyperlink"/>
@@ -10810,7 +16845,7 @@
       <w:r>
         <w:t xml:space="preserve"> </w:t>
       </w:r>
-      <w:hyperlink r:id="rId133">
+      <w:hyperlink r:id="rId134">
         <w:r>
           <w:rPr>
             <w:rStyle w:val="Hyperlink"/>
@@ -10836,7 +16871,7 @@
       <w:r>
         <w:t xml:space="preserve"> </w:t>
       </w:r>
-      <w:hyperlink r:id="rId134">
+      <w:hyperlink r:id="rId135">
         <w:r>
           <w:rPr>
             <w:rStyle w:val="Hyperlink"/>
@@ -10848,11 +16883,12 @@
         <w:t xml:space="preserve">.</w:t>
       </w:r>
     </w:p>
-    <w:bookmarkEnd w:id="135"/>
+    <w:bookmarkEnd w:id="136"/>
     <w:sectPr>
       <w:footnotePr>
         <w:numRestart w:val="eachSect"/>
       </w:footnotePr>
+      <w:pgSz w:w="11906" w:h="16838"/>
     </w:sectPr>
   </w:body>
 </w:document>
